--- a/บทที่ 5 อภิปรายผลและข้อเสนอแนะ.docx
+++ b/บทที่ 5 อภิปรายผลและข้อเสนอแนะ.docx
@@ -529,15 +529,6 @@
       </w:r>
       <w:r>
         <w:rPr>
-          <w:rFonts w:ascii="TH SarabunPSK" w:hAnsi="TH SarabunPSK" w:cs="TH SarabunPSK" w:hint="cs"/>
-          <w:sz w:val="32"/>
-          <w:szCs w:val="32"/>
-          <w:cs/>
-        </w:rPr>
-        <w:t xml:space="preserve"> </w:t>
-      </w:r>
-      <w:r>
-        <w:rPr>
           <w:rFonts w:ascii="TH SarabunPSK" w:hAnsi="TH SarabunPSK" w:cs="TH SarabunPSK"/>
           <w:sz w:val="32"/>
           <w:szCs w:val="32"/>
@@ -654,16 +645,16 @@
           <w:szCs w:val="32"/>
           <w:cs/>
         </w:rPr>
-        <w:t>พบว่าระดับความคิดเห็นอยู่ในเกณฑ์</w:t>
-      </w:r>
-      <w:r>
-        <w:rPr>
-          <w:rFonts w:ascii="TH SarabunPSK" w:hAnsi="TH SarabunPSK" w:cs="TH SarabunPSK" w:hint="cs"/>
-          <w:sz w:val="32"/>
-          <w:szCs w:val="32"/>
-          <w:cs/>
-        </w:rPr>
-        <w:t xml:space="preserve"> </w:t>
+        <w:t>พบว่าระดับความคิดเห็นอยู่ในเกณฑ</w:t>
+      </w:r>
+      <w:r>
+        <w:rPr>
+          <w:rFonts w:ascii="TH SarabunPSK" w:hAnsi="TH SarabunPSK" w:cs="TH SarabunPSK" w:hint="cs"/>
+          <w:sz w:val="32"/>
+          <w:szCs w:val="32"/>
+          <w:cs/>
+        </w:rPr>
+        <w:t>์</w:t>
       </w:r>
       <w:r>
         <w:rPr>
@@ -675,7 +666,7 @@
           <w:szCs w:val="32"/>
           <w:cs/>
         </w:rPr>
-        <w:t>ด</w:t>
+        <w:t>มากที่สุด</w:t>
       </w:r>
       <w:r>
         <w:rPr>
@@ -687,7 +678,16 @@
           <w:szCs w:val="32"/>
           <w:cs/>
         </w:rPr>
-        <w:t>ีมาก</w:t>
+        <w:t xml:space="preserve"> (</w:t>
+      </w:r>
+      <w:r>
+        <w:rPr>
+          <w:rFonts w:ascii="Cambria Math" w:hAnsi="Cambria Math" w:cs="Cambria Math" w:hint="cs"/>
+          <w:sz w:val="32"/>
+          <w:szCs w:val="32"/>
+          <w:cs/>
+        </w:rPr>
+        <w:t>𝑥̅</w:t>
       </w:r>
       <w:r>
         <w:rPr>
@@ -697,77 +697,56 @@
           <w:bCs w:val="0"/>
           <w:sz w:val="32"/>
           <w:szCs w:val="32"/>
-          <w:cs/>
-        </w:rPr>
-        <w:t xml:space="preserve"> (</w:t>
-      </w:r>
-      <w:r>
-        <w:rPr>
-          <w:rFonts w:ascii="Cambria Math" w:hAnsi="Cambria Math" w:cs="Cambria Math" w:hint="cs"/>
-          <w:sz w:val="32"/>
-          <w:szCs w:val="32"/>
-          <w:cs/>
-        </w:rPr>
-        <w:t>𝑥̅</w:t>
+        </w:rPr>
+        <w:t xml:space="preserve"> = 4.</w:t>
       </w:r>
       <w:r>
         <w:rPr>
           <w:rStyle w:val="Strong"/>
-          <w:rFonts w:ascii="TH SarabunPSK" w:hAnsi="TH SarabunPSK" w:cs="TH SarabunPSK" w:hint="cs"/>
+          <w:rFonts w:ascii="TH SarabunPSK" w:hAnsi="TH SarabunPSK" w:cs="TH SarabunPSK"/>
           <w:b w:val="0"/>
           <w:bCs w:val="0"/>
           <w:sz w:val="32"/>
           <w:szCs w:val="32"/>
         </w:rPr>
-        <w:t xml:space="preserve"> = 4.</w:t>
+        <w:t>53</w:t>
       </w:r>
       <w:r>
         <w:rPr>
           <w:rStyle w:val="Strong"/>
-          <w:rFonts w:ascii="TH SarabunPSK" w:hAnsi="TH SarabunPSK" w:cs="TH SarabunPSK"/>
+          <w:rFonts w:ascii="TH SarabunPSK" w:hAnsi="TH SarabunPSK" w:cs="TH SarabunPSK" w:hint="cs"/>
           <w:b w:val="0"/>
           <w:bCs w:val="0"/>
           <w:sz w:val="32"/>
           <w:szCs w:val="32"/>
         </w:rPr>
-        <w:t>53</w:t>
+        <w:t>, S.D. = 0.</w:t>
       </w:r>
       <w:r>
         <w:rPr>
           <w:rStyle w:val="Strong"/>
-          <w:rFonts w:ascii="TH SarabunPSK" w:hAnsi="TH SarabunPSK" w:cs="TH SarabunPSK" w:hint="cs"/>
+          <w:rFonts w:ascii="TH SarabunPSK" w:hAnsi="TH SarabunPSK" w:cs="TH SarabunPSK"/>
           <w:b w:val="0"/>
           <w:bCs w:val="0"/>
           <w:sz w:val="32"/>
           <w:szCs w:val="32"/>
         </w:rPr>
-        <w:t>, S.D. = 0.</w:t>
+        <w:t>72</w:t>
       </w:r>
       <w:r>
         <w:rPr>
           <w:rStyle w:val="Strong"/>
-          <w:rFonts w:ascii="TH SarabunPSK" w:hAnsi="TH SarabunPSK" w:cs="TH SarabunPSK"/>
+          <w:rFonts w:ascii="TH SarabunPSK" w:hAnsi="TH SarabunPSK" w:cs="TH SarabunPSK" w:hint="cs"/>
           <w:b w:val="0"/>
           <w:bCs w:val="0"/>
           <w:sz w:val="32"/>
           <w:szCs w:val="32"/>
         </w:rPr>
-        <w:t>72</w:t>
-      </w:r>
-      <w:r>
-        <w:rPr>
-          <w:rStyle w:val="Strong"/>
-          <w:rFonts w:ascii="TH SarabunPSK" w:hAnsi="TH SarabunPSK" w:cs="TH SarabunPSK" w:hint="cs"/>
-          <w:b w:val="0"/>
-          <w:bCs w:val="0"/>
-          <w:sz w:val="32"/>
-          <w:szCs w:val="32"/>
-        </w:rPr>
         <w:t>)</w:t>
       </w:r>
       <w:r>
         <w:rPr>
-          <w:rFonts w:ascii="TH SarabunPSK" w:hAnsi="TH SarabunPSK" w:cs="TH SarabunPSK" w:hint="cs"/>
+          <w:rFonts w:ascii="TH SarabunPSK" w:hAnsi="TH SarabunPSK" w:cs="TH SarabunPSK"/>
           <w:b/>
           <w:bCs/>
           <w:sz w:val="32"/>
@@ -782,93 +761,7 @@
           <w:szCs w:val="32"/>
           <w:cs/>
         </w:rPr>
-        <w:t>โดยมีค่าเฉลี่ย</w:t>
-      </w:r>
-      <w:r>
-        <w:rPr>
-          <w:rFonts w:ascii="TH SarabunPSK" w:hAnsi="TH SarabunPSK" w:cs="TH SarabunPSK"/>
-          <w:sz w:val="32"/>
-          <w:szCs w:val="32"/>
-        </w:rPr>
-        <w:t xml:space="preserve"> </w:t>
-      </w:r>
-      <w:r>
-        <w:rPr>
-          <w:rFonts w:ascii="Cambria Math" w:hAnsi="Cambria Math" w:cs="Cambria Math" w:hint="cs"/>
-          <w:sz w:val="32"/>
-          <w:szCs w:val="32"/>
-          <w:cs/>
-        </w:rPr>
-        <w:t>𝑥̅</w:t>
-      </w:r>
-      <w:r>
-        <w:rPr>
-          <w:rFonts w:ascii="TH SarabunPSK" w:hAnsi="TH SarabunPSK" w:cs="TH SarabunPSK" w:hint="cs"/>
-          <w:sz w:val="32"/>
-          <w:szCs w:val="32"/>
-        </w:rPr>
-        <w:t xml:space="preserve"> </w:t>
-      </w:r>
-      <w:r>
-        <w:rPr>
-          <w:rFonts w:ascii="TH SarabunPSK" w:hAnsi="TH SarabunPSK" w:cs="TH SarabunPSK" w:hint="cs"/>
-          <w:sz w:val="32"/>
-          <w:szCs w:val="32"/>
-        </w:rPr>
-        <w:t>= 4.</w:t>
-      </w:r>
-      <w:r>
-        <w:rPr>
-          <w:rFonts w:ascii="TH SarabunPSK" w:hAnsi="TH SarabunPSK" w:cs="TH SarabunPSK"/>
-          <w:sz w:val="32"/>
-          <w:szCs w:val="32"/>
-        </w:rPr>
-        <w:t>53</w:t>
-      </w:r>
-      <w:r>
-        <w:rPr>
-          <w:rFonts w:ascii="TH SarabunPSK" w:hAnsi="TH SarabunPSK" w:cs="TH SarabunPSK" w:hint="cs"/>
-        </w:rPr>
-        <w:t xml:space="preserve"> </w:t>
-      </w:r>
-      <w:r>
-        <w:rPr>
-          <w:rFonts w:ascii="TH SarabunPSK" w:hAnsi="TH SarabunPSK" w:cs="TH SarabunPSK" w:hint="cs"/>
-          <w:snapToGrid w:val="0"/>
-          <w:color w:val="000000"/>
-          <w:sz w:val="32"/>
-          <w:szCs w:val="32"/>
-          <w:cs/>
-          <w:lang w:eastAsia="th-TH"/>
-        </w:rPr>
-        <w:t xml:space="preserve">และมีค่าส่วนเบี่ยงเบนมาตรฐาน </w:t>
-      </w:r>
-      <w:r>
-        <w:rPr>
-          <w:rFonts w:ascii="TH SarabunPSK" w:hAnsi="TH SarabunPSK" w:cs="TH SarabunPSK" w:hint="cs"/>
-          <w:sz w:val="32"/>
-          <w:szCs w:val="32"/>
-        </w:rPr>
-        <w:t>S.D. = 0.</w:t>
-      </w:r>
-      <w:r>
-        <w:rPr>
-          <w:rFonts w:ascii="TH SarabunPSK" w:hAnsi="TH SarabunPSK" w:cs="TH SarabunPSK"/>
-          <w:sz w:val="32"/>
-          <w:szCs w:val="32"/>
-        </w:rPr>
-        <w:t>72</w:t>
-      </w:r>
-      <w:r>
-        <w:rPr>
-          <w:rFonts w:ascii="TH SarabunPSK" w:hAnsi="TH SarabunPSK" w:cs="TH SarabunPSK" w:hint="cs"/>
-          <w:snapToGrid w:val="0"/>
-          <w:color w:val="000000"/>
-          <w:sz w:val="32"/>
-          <w:szCs w:val="32"/>
-          <w:lang w:eastAsia="th-TH"/>
-        </w:rPr>
-        <w:t xml:space="preserve"> </w:t>
+        <w:t>ซึ่ง</w:t>
       </w:r>
       <w:r>
         <w:rPr>
@@ -982,16 +875,11 @@
       <w:r>
         <w:rPr>
           <w:rFonts w:ascii="TH SarabunPSK" w:hAnsi="TH SarabunPSK" w:cs="TH SarabunPSK" w:hint="cs"/>
-          <w:cs/>
-        </w:rPr>
-        <w:t>ดี</w:t>
-      </w:r>
-      <w:r>
-        <w:rPr>
-          <w:rFonts w:ascii="TH SarabunPSK" w:hAnsi="TH SarabunPSK" w:cs="TH SarabunPSK" w:hint="cs"/>
-          <w:cs/>
-        </w:rPr>
-        <w:t>มาก</w:t>
+          <w:sz w:val="32"/>
+          <w:szCs w:val="32"/>
+          <w:cs/>
+        </w:rPr>
+        <w:t>มากที่สุด</w:t>
       </w:r>
       <w:r>
         <w:rPr>
@@ -1068,85 +956,23 @@
       </w:r>
       <w:r>
         <w:rPr>
-          <w:rFonts w:ascii="TH SarabunPSK" w:hAnsi="TH SarabunPSK" w:cs="TH SarabunPSK" w:hint="cs"/>
-          <w:sz w:val="32"/>
-          <w:szCs w:val="32"/>
-          <w:cs/>
-        </w:rPr>
-        <w:t>โดยมีค่าเฉลี่ย</w:t>
-      </w:r>
-      <w:r>
-        <w:rPr>
-          <w:rFonts w:ascii="TH SarabunPSK" w:hAnsi="TH SarabunPSK" w:cs="TH SarabunPSK"/>
-          <w:sz w:val="32"/>
-          <w:szCs w:val="32"/>
-        </w:rPr>
-        <w:t xml:space="preserve"> </w:t>
-      </w:r>
-      <w:r>
-        <w:rPr>
-          <w:rFonts w:ascii="Cambria Math" w:hAnsi="Cambria Math" w:cs="Cambria Math" w:hint="cs"/>
-          <w:sz w:val="32"/>
-          <w:szCs w:val="32"/>
-          <w:cs/>
-        </w:rPr>
-        <w:t>𝑥̅</w:t>
-      </w:r>
-      <w:r>
-        <w:rPr>
-          <w:rFonts w:ascii="TH SarabunPSK" w:hAnsi="TH SarabunPSK" w:cs="TH SarabunPSK" w:hint="cs"/>
-          <w:sz w:val="32"/>
-          <w:szCs w:val="32"/>
-        </w:rPr>
-        <w:t xml:space="preserve"> = 4.</w:t>
-      </w:r>
-      <w:r>
-        <w:rPr>
-          <w:rFonts w:ascii="TH SarabunPSK" w:hAnsi="TH SarabunPSK" w:cs="TH SarabunPSK"/>
-          <w:sz w:val="32"/>
-          <w:szCs w:val="32"/>
-        </w:rPr>
-        <w:t>74</w:t>
-      </w:r>
-      <w:r>
-        <w:rPr>
-          <w:rFonts w:ascii="TH SarabunPSK" w:hAnsi="TH SarabunPSK" w:cs="TH SarabunPSK" w:hint="cs"/>
+          <w:rFonts w:ascii="TH SarabunPSK" w:hAnsi="TH SarabunPSK" w:cs="TH SarabunPSK"/>
           <w:snapToGrid w:val="0"/>
           <w:color w:val="000000"/>
           <w:sz w:val="32"/>
           <w:szCs w:val="32"/>
-          <w:cs/>
           <w:lang w:eastAsia="th-TH"/>
         </w:rPr>
-        <w:t xml:space="preserve"> และมีค่าส่วนเบี่ยงเบนมาตรฐาน </w:t>
-      </w:r>
-      <w:r>
-        <w:rPr>
-          <w:rFonts w:ascii="TH SarabunPSK" w:hAnsi="TH SarabunPSK" w:cs="TH SarabunPSK" w:hint="cs"/>
-          <w:sz w:val="32"/>
-          <w:szCs w:val="32"/>
-        </w:rPr>
-        <w:t>S.D. = 0.</w:t>
-      </w:r>
-      <w:r>
-        <w:rPr>
-          <w:rFonts w:ascii="TH SarabunPSK" w:hAnsi="TH SarabunPSK" w:cs="TH SarabunPSK"/>
-          <w:sz w:val="32"/>
-          <w:szCs w:val="32"/>
-        </w:rPr>
-        <w:t>46</w:t>
-      </w:r>
-      <w:r>
-        <w:rPr>
-          <w:rFonts w:ascii="TH SarabunPSK" w:hAnsi="TH SarabunPSK" w:cs="TH SarabunPSK" w:hint="cs"/>
-          <w:snapToGrid w:val="0"/>
-          <w:color w:val="000000"/>
-          <w:sz w:val="32"/>
-          <w:szCs w:val="32"/>
-          <w:cs/>
-          <w:lang w:eastAsia="th-TH"/>
-        </w:rPr>
         <w:t xml:space="preserve"> </w:t>
+      </w:r>
+      <w:r>
+        <w:rPr>
+          <w:rFonts w:ascii="TH SarabunPSK" w:hAnsi="TH SarabunPSK" w:cs="TH SarabunPSK" w:hint="cs"/>
+          <w:sz w:val="32"/>
+          <w:szCs w:val="32"/>
+          <w:cs/>
+        </w:rPr>
+        <w:t>ซึ่ง</w:t>
       </w:r>
       <w:r>
         <w:rPr>
@@ -1174,7 +1000,7 @@
         <w:spacing w:after="0"/>
         <w:jc w:val="thaiDistribute"/>
         <w:rPr>
-          <w:rFonts w:ascii="TH SarabunPSK" w:hAnsi="TH SarabunPSK" w:cs="TH SarabunPSK"/>
+          <w:rFonts w:ascii="TH SarabunPSK" w:hAnsi="TH SarabunPSK" w:cs="TH SarabunPSK" w:hint="cs"/>
           <w:sz w:val="32"/>
           <w:szCs w:val="32"/>
           <w:cs/>
@@ -1223,8 +1049,10 @@
           <w:szCs w:val="32"/>
           <w:cs/>
         </w:rPr>
-        <w:t>ที่พัฒนาขึ้นมีประสิทธิภาพและความเหมาะสม สามารถนำไปใช้ได้อย่างมีประสิทธิภาพได้</w:t>
-      </w:r>
+        <w:t>ที่พัฒนาขึ้นมีประสิทธิภาพและความเหมาะสม สามารถนำไปใช้ได้อย่างมีประสิทธิภาพ</w:t>
+      </w:r>
+      <w:bookmarkStart w:id="0" w:name="_GoBack"/>
+      <w:bookmarkEnd w:id="0"/>
     </w:p>
     <w:p>
       <w:pPr>
@@ -1452,59 +1280,8 @@
           <w:rFonts w:ascii="TH SarabunPSK" w:hAnsi="TH SarabunPSK" w:cs="TH SarabunPSK"/>
           <w:sz w:val="32"/>
           <w:szCs w:val="32"/>
-          <w:cs/>
-        </w:rPr>
-      </w:pPr>
-      <w:r>
-        <w:rPr>
-          <w:rFonts w:ascii="TH SarabunPSK" w:hAnsi="TH SarabunPSK" w:cs="TH SarabunPSK"/>
-          <w:sz w:val="32"/>
-          <w:szCs w:val="32"/>
-          <w:cs/>
-        </w:rPr>
-        <w:lastRenderedPageBreak/>
-        <w:t>5.2.1</w:t>
-      </w:r>
-      <w:r>
-        <w:rPr>
-          <w:rFonts w:ascii="TH SarabunPSK" w:hAnsi="TH SarabunPSK" w:cs="TH SarabunPSK"/>
-          <w:color w:val="FFFFFF" w:themeColor="background1"/>
-          <w:sz w:val="32"/>
-          <w:szCs w:val="32"/>
-          <w:cs/>
-        </w:rPr>
-        <w:t>**</w:t>
-      </w:r>
-      <w:r>
-        <w:rPr>
-          <w:rFonts w:ascii="TH SarabunPSK" w:hAnsi="TH SarabunPSK" w:cs="TH SarabunPSK"/>
-          <w:snapToGrid w:val="0"/>
-          <w:color w:val="000000"/>
-          <w:sz w:val="32"/>
-          <w:szCs w:val="32"/>
-          <w:cs/>
-          <w:lang w:eastAsia="th-TH"/>
-        </w:rPr>
-        <w:t>ความคิดเห็นของกลุ่มตัวอย่างที่มีต่อ</w:t>
-      </w:r>
-      <w:r>
-        <w:rPr>
-          <w:rFonts w:ascii="TH SarabunPSK" w:hAnsi="TH SarabunPSK" w:cs="TH SarabunPSK"/>
-          <w:sz w:val="32"/>
-          <w:szCs w:val="32"/>
-          <w:cs/>
-        </w:rPr>
-        <w:t>ประสิทธิภาพของระบบผู้ช่วยแบบตัวแทนเชิ</w:t>
-      </w:r>
-      <w:r>
-        <w:rPr>
-          <w:rFonts w:ascii="TH SarabunPSK" w:hAnsi="TH SarabunPSK" w:cs="TH SarabunPSK"/>
-          <w:sz w:val="32"/>
-          <w:szCs w:val="32"/>
-          <w:cs/>
-        </w:rPr>
-        <w:t>ง</w:t>
-      </w:r>
+        </w:rPr>
+      </w:pPr>
     </w:p>
     <w:p>
       <w:pPr>
@@ -1517,7 +1294,7 @@
           <w:tab w:val="left" w:pos="2268"/>
         </w:tabs>
         <w:spacing w:after="0"/>
-        <w:ind w:firstLine="993"/>
+        <w:ind w:firstLine="426"/>
         <w:jc w:val="thaiDistribute"/>
         <w:rPr>
           <w:rFonts w:ascii="TH SarabunPSK" w:hAnsi="TH SarabunPSK" w:cs="TH SarabunPSK"/>
@@ -1527,53 +1304,122 @@
       </w:pPr>
       <w:r>
         <w:rPr>
-          <w:rFonts w:ascii="TH SarabunPSK" w:hAnsi="TH SarabunPSK" w:cs="TH SarabunPSK" w:hint="cs"/>
-          <w:sz w:val="32"/>
-          <w:szCs w:val="32"/>
-          <w:cs/>
-        </w:rPr>
-        <w:t xml:space="preserve"> </w:t>
-      </w:r>
-      <w:r>
-        <w:rPr>
-          <w:rFonts w:ascii="TH SarabunPSK" w:hAnsi="TH SarabunPSK" w:cs="TH SarabunPSK"/>
-          <w:sz w:val="32"/>
-          <w:szCs w:val="32"/>
-          <w:cs/>
-        </w:rPr>
-        <w:t>ปัญญาประดิษฐ์สำหรับองค์กร พบว่าระดับความคิดเห็นอยู่ในระดับ</w:t>
+          <w:rFonts w:ascii="TH SarabunPSK" w:hAnsi="TH SarabunPSK" w:cs="TH SarabunPSK"/>
+          <w:sz w:val="32"/>
+          <w:szCs w:val="32"/>
+          <w:cs/>
+        </w:rPr>
+        <w:lastRenderedPageBreak/>
+        <w:t>5.2.1</w:t>
+      </w:r>
+      <w:r>
+        <w:rPr>
+          <w:rFonts w:ascii="TH SarabunPSK" w:hAnsi="TH SarabunPSK" w:cs="TH SarabunPSK"/>
+          <w:color w:val="FFFFFF" w:themeColor="background1"/>
+          <w:sz w:val="32"/>
+          <w:szCs w:val="32"/>
+          <w:cs/>
+        </w:rPr>
+        <w:t>**</w:t>
+      </w:r>
+      <w:r>
+        <w:rPr>
+          <w:rFonts w:ascii="TH SarabunPSK" w:hAnsi="TH SarabunPSK" w:cs="TH SarabunPSK"/>
+          <w:snapToGrid w:val="0"/>
+          <w:color w:val="000000"/>
+          <w:sz w:val="32"/>
+          <w:szCs w:val="32"/>
+          <w:cs/>
+          <w:lang w:eastAsia="th-TH"/>
+        </w:rPr>
+        <w:t>ความคิดเห็นของกลุ่มตัวอย่างที่มีต่อ</w:t>
+      </w:r>
+      <w:r>
+        <w:rPr>
+          <w:rFonts w:ascii="TH SarabunPSK" w:hAnsi="TH SarabunPSK" w:cs="TH SarabunPSK"/>
+          <w:sz w:val="32"/>
+          <w:szCs w:val="32"/>
+          <w:cs/>
+        </w:rPr>
+        <w:t>ประสิทธิภาพของระบบผู้ช่วยแบบตัวแทนเชิงปัญญาประดิษฐ์สำหรับองค์กร พบว่าระดับความคิดเห็นอยู่ในระดับ</w:t>
       </w:r>
       <w:r>
         <w:rPr>
           <w:rStyle w:val="Strong"/>
-          <w:rFonts w:ascii="TH SarabunPSK" w:hAnsi="TH SarabunPSK" w:cs="TH SarabunPSK"/>
+          <w:rFonts w:ascii="TH SarabunPSK" w:hAnsi="TH SarabunPSK" w:cs="TH SarabunPSK" w:hint="cs"/>
           <w:b w:val="0"/>
           <w:bCs w:val="0"/>
           <w:sz w:val="32"/>
           <w:szCs w:val="32"/>
           <w:cs/>
         </w:rPr>
-        <w:t>ดีมาก (</w:t>
-      </w:r>
-      <w:r>
-        <w:rPr>
-          <w:rFonts w:ascii="Cambria Math" w:hAnsi="Cambria Math" w:cs="Cambria Math" w:hint="cs"/>
-          <w:sz w:val="32"/>
-          <w:szCs w:val="32"/>
-          <w:cs/>
-        </w:rPr>
-        <w:t>𝑥̅</w:t>
+        <w:t>มากที่สุด</w:t>
       </w:r>
       <w:r>
         <w:rPr>
           <w:rStyle w:val="Strong"/>
-          <w:rFonts w:ascii="TH SarabunPSK" w:hAnsi="TH SarabunPSK" w:cs="TH SarabunPSK"/>
+          <w:rFonts w:ascii="TH SarabunPSK" w:hAnsi="TH SarabunPSK" w:cs="TH SarabunPSK" w:hint="cs"/>
           <w:b w:val="0"/>
           <w:bCs w:val="0"/>
           <w:sz w:val="32"/>
           <w:szCs w:val="32"/>
-        </w:rPr>
-        <w:t xml:space="preserve"> = 4.53, S.D. = 0.72)</w:t>
+          <w:cs/>
+        </w:rPr>
+        <w:t xml:space="preserve"> </w:t>
+      </w:r>
+      <w:r>
+        <w:rPr>
+          <w:rStyle w:val="Strong"/>
+          <w:rFonts w:ascii="TH SarabunPSK" w:hAnsi="TH SarabunPSK" w:cs="TH SarabunPSK"/>
+          <w:b w:val="0"/>
+          <w:bCs w:val="0"/>
+          <w:sz w:val="32"/>
+          <w:szCs w:val="32"/>
+          <w:cs/>
+        </w:rPr>
+        <w:t>(</w:t>
+      </w:r>
+      <w:r>
+        <w:rPr>
+          <w:rFonts w:ascii="Cambria Math" w:hAnsi="Cambria Math" w:cs="Cambria Math" w:hint="cs"/>
+          <w:sz w:val="32"/>
+          <w:szCs w:val="32"/>
+          <w:cs/>
+        </w:rPr>
+        <w:t>𝑥̅</w:t>
+      </w:r>
+      <w:r>
+        <w:rPr>
+          <w:rStyle w:val="Strong"/>
+          <w:rFonts w:ascii="TH SarabunPSK" w:hAnsi="TH SarabunPSK" w:cs="TH SarabunPSK"/>
+          <w:b w:val="0"/>
+          <w:bCs w:val="0"/>
+          <w:sz w:val="32"/>
+          <w:szCs w:val="32"/>
+        </w:rPr>
+        <w:t xml:space="preserve"> = 4.53, S.D. =</w:t>
+      </w:r>
+      <w:r>
+        <w:rPr>
+          <w:rStyle w:val="Strong"/>
+          <w:rFonts w:ascii="TH SarabunPSK" w:hAnsi="TH SarabunPSK" w:cs="TH SarabunPSK"/>
+          <w:b w:val="0"/>
+          <w:bCs w:val="0"/>
+          <w:sz w:val="32"/>
+          <w:szCs w:val="32"/>
+        </w:rPr>
+        <w:t xml:space="preserve"> </w:t>
+      </w:r>
+      <w:r>
+        <w:rPr>
+          <w:rStyle w:val="Strong"/>
+          <w:rFonts w:ascii="TH SarabunPSK" w:hAnsi="TH SarabunPSK" w:cs="TH SarabunPSK"/>
+          <w:b w:val="0"/>
+          <w:bCs w:val="0"/>
+          <w:sz w:val="32"/>
+          <w:szCs w:val="32"/>
+        </w:rPr>
+        <w:t>0.72)</w:t>
       </w:r>
       <w:r>
         <w:rPr>
@@ -1582,17 +1428,6 @@
           <w:bCs/>
           <w:sz w:val="32"/>
           <w:szCs w:val="32"/>
-        </w:rPr>
-        <w:t xml:space="preserve"> </w:t>
-      </w:r>
-      <w:r>
-        <w:rPr>
-          <w:rFonts w:ascii="TH SarabunPSK" w:hAnsi="TH SarabunPSK" w:cs="TH SarabunPSK"/>
-          <w:b/>
-          <w:bCs/>
-          <w:sz w:val="32"/>
-          <w:szCs w:val="32"/>
-          <w:cs/>
         </w:rPr>
         <w:t xml:space="preserve"> </w:t>
       </w:r>
@@ -1683,7 +1518,29 @@
           <w:sz w:val="32"/>
           <w:szCs w:val="32"/>
         </w:rPr>
-        <w:t>S.D. = 0.72</w:t>
+        <w:t>S.D. =</w:t>
+      </w:r>
+      <w:r>
+        <w:rPr>
+          <w:rStyle w:val="Strong"/>
+          <w:rFonts w:ascii="TH SarabunPSK" w:hAnsi="TH SarabunPSK" w:cs="TH SarabunPSK"/>
+          <w:b w:val="0"/>
+          <w:bCs w:val="0"/>
+          <w:sz w:val="32"/>
+          <w:szCs w:val="32"/>
+        </w:rPr>
+        <w:t xml:space="preserve"> </w:t>
+      </w:r>
+      <w:r>
+        <w:rPr>
+          <w:rStyle w:val="Strong"/>
+          <w:rFonts w:ascii="TH SarabunPSK" w:hAnsi="TH SarabunPSK" w:cs="TH SarabunPSK"/>
+          <w:b w:val="0"/>
+          <w:bCs w:val="0"/>
+          <w:sz w:val="32"/>
+          <w:szCs w:val="32"/>
+        </w:rPr>
+        <w:t>0.72</w:t>
       </w:r>
       <w:r>
         <w:rPr>
@@ -1704,13 +1561,14 @@
           <w:szCs w:val="32"/>
           <w:cs/>
         </w:rPr>
-        <w:t>โดยประเมินจากข้อมูลที่มีการ</w:t>
-      </w:r>
-      <w:r>
-        <w:rPr>
-          <w:rFonts w:ascii="TH SarabunPSK" w:hAnsi="TH SarabunPSK" w:cs="TH SarabunPSK"/>
-          <w:sz w:val="32"/>
-          <w:szCs w:val="32"/>
+        <w:t>โดยประเมินจากข้อมูลที่มีการวิเคราะห์รายด้านต่าง</w:t>
+      </w:r>
+      <w:r>
+        <w:rPr>
+          <w:rFonts w:ascii="TH SarabunPSK" w:hAnsi="TH SarabunPSK" w:cs="TH SarabunPSK" w:hint="cs"/>
+          <w:sz w:val="32"/>
+          <w:szCs w:val="32"/>
+          <w:cs/>
         </w:rPr>
         <w:t xml:space="preserve"> </w:t>
       </w:r>
@@ -1721,27 +1579,7 @@
           <w:szCs w:val="32"/>
           <w:cs/>
         </w:rPr>
-        <w:t>วิเคราะห์รายด้าน</w:t>
-      </w:r>
-      <w:proofErr w:type="spellStart"/>
-      <w:r>
-        <w:rPr>
-          <w:rFonts w:ascii="TH SarabunPSK" w:hAnsi="TH SarabunPSK" w:cs="TH SarabunPSK"/>
-          <w:sz w:val="32"/>
-          <w:szCs w:val="32"/>
-          <w:cs/>
-        </w:rPr>
-        <w:t>ต่างๆ</w:t>
-      </w:r>
-      <w:proofErr w:type="spellEnd"/>
-      <w:r>
-        <w:rPr>
-          <w:rFonts w:ascii="TH SarabunPSK" w:hAnsi="TH SarabunPSK" w:cs="TH SarabunPSK"/>
-          <w:sz w:val="32"/>
-          <w:szCs w:val="32"/>
-          <w:cs/>
-        </w:rPr>
-        <w:t xml:space="preserve"> ดังนี</w:t>
+        <w:t>ๆ ดังนี</w:t>
       </w:r>
       <w:r>
         <w:rPr>
@@ -1915,7 +1753,34 @@
           <w:szCs w:val="32"/>
           <w:cs/>
         </w:rPr>
-        <w:t>ด้านนี้ระบบได้รับความเห็นที่ดีเรื่องความง่ายในการใช้งาน หมายความว่าระบบมีการออกแบบอินเทอร</w:t>
+        <w:t>ด้านนี้ระบบได้รับ</w:t>
+      </w:r>
+      <w:r>
+        <w:rPr>
+          <w:rFonts w:ascii="TH SarabunPSK" w:hAnsi="TH SarabunPSK" w:cs="TH SarabunPSK" w:hint="cs"/>
+          <w:sz w:val="32"/>
+          <w:szCs w:val="32"/>
+          <w:cs/>
+        </w:rPr>
+        <w:t>การประเมินในระดับ</w:t>
+      </w:r>
+      <w:r>
+        <w:rPr>
+          <w:rFonts w:ascii="TH SarabunPSK" w:hAnsi="TH SarabunPSK" w:cs="TH SarabunPSK" w:hint="cs"/>
+          <w:sz w:val="32"/>
+          <w:szCs w:val="32"/>
+          <w:cs/>
+        </w:rPr>
+        <w:t>ที่ดีมาก</w:t>
+      </w:r>
+      <w:r>
+        <w:rPr>
+          <w:rFonts w:ascii="TH SarabunPSK" w:hAnsi="TH SarabunPSK" w:cs="TH SarabunPSK"/>
+          <w:sz w:val="32"/>
+          <w:szCs w:val="32"/>
+          <w:cs/>
+        </w:rPr>
+        <w:t>เรื่องความง่ายในการใช้งาน หมายความว่าระบบมีการออกแบบอินเทอร</w:t>
       </w:r>
       <w:proofErr w:type="spellStart"/>
       <w:r>
@@ -1969,27 +1834,43 @@
           <w:szCs w:val="32"/>
           <w:cs/>
         </w:rPr>
-        <w:t>ที่ช่วยให้ผู้ใช้ได้รับความสะดวกสบายในการทำรายการ</w:t>
-      </w:r>
-      <w:proofErr w:type="spellStart"/>
-      <w:r>
-        <w:rPr>
-          <w:rFonts w:ascii="TH SarabunPSK" w:hAnsi="TH SarabunPSK" w:cs="TH SarabunPSK"/>
-          <w:sz w:val="32"/>
-          <w:szCs w:val="32"/>
-          <w:cs/>
-        </w:rPr>
-        <w:t>ต่างๆ</w:t>
-      </w:r>
-      <w:proofErr w:type="spellEnd"/>
-      <w:r>
-        <w:rPr>
-          <w:rFonts w:ascii="TH SarabunPSK" w:hAnsi="TH SarabunPSK" w:cs="TH SarabunPSK"/>
-          <w:sz w:val="32"/>
-          <w:szCs w:val="32"/>
-          <w:cs/>
-        </w:rPr>
-        <w:t xml:space="preserve"> ด้วยตนเอง</w:t>
+        <w:t>ที่ช่วย</w:t>
+      </w:r>
+      <w:r>
+        <w:rPr>
+          <w:rFonts w:ascii="TH SarabunPSK" w:hAnsi="TH SarabunPSK" w:cs="TH SarabunPSK" w:hint="cs"/>
+          <w:sz w:val="32"/>
+          <w:szCs w:val="32"/>
+          <w:cs/>
+        </w:rPr>
+        <w:t>เพิ่มความสะดวกในการใช้งาน</w:t>
+      </w:r>
+      <w:r>
+        <w:rPr>
+          <w:rFonts w:ascii="TH SarabunPSK" w:hAnsi="TH SarabunPSK" w:cs="TH SarabunPSK"/>
+          <w:sz w:val="32"/>
+          <w:szCs w:val="32"/>
+          <w:cs/>
+        </w:rPr>
+        <w:t>ในการทำรายการต่าง</w:t>
+      </w:r>
+      <w:r>
+        <w:rPr>
+          <w:rFonts w:ascii="TH SarabunPSK" w:hAnsi="TH SarabunPSK" w:cs="TH SarabunPSK" w:hint="cs"/>
+          <w:sz w:val="32"/>
+          <w:szCs w:val="32"/>
+          <w:cs/>
+        </w:rPr>
+        <w:t xml:space="preserve"> </w:t>
+      </w:r>
+      <w:r>
+        <w:rPr>
+          <w:rFonts w:ascii="TH SarabunPSK" w:hAnsi="TH SarabunPSK" w:cs="TH SarabunPSK"/>
+          <w:sz w:val="32"/>
+          <w:szCs w:val="32"/>
+          <w:cs/>
+        </w:rPr>
+        <w:t>ๆ ด้วยตนเอง</w:t>
       </w:r>
     </w:p>
     <w:p>
@@ -2257,7 +2138,7 @@
       <w:pPr>
         <w:ind w:firstLine="426"/>
         <w:rPr>
-          <w:rFonts w:ascii="TH SarabunPSK" w:eastAsia="Times New Roman" w:hAnsi="TH SarabunPSK" w:cs="TH SarabunPSK" w:hint="cs"/>
+          <w:rFonts w:ascii="TH SarabunPSK" w:eastAsia="Times New Roman" w:hAnsi="TH SarabunPSK" w:cs="TH SarabunPSK"/>
           <w:sz w:val="32"/>
           <w:szCs w:val="32"/>
         </w:rPr>
@@ -2320,7 +2201,23 @@
           <w:sz w:val="32"/>
           <w:szCs w:val="32"/>
         </w:rPr>
-        <w:t xml:space="preserve"> = 4.74, S.D. = 0.46) </w:t>
+        <w:t xml:space="preserve"> = 4.74, S.D. =</w:t>
+      </w:r>
+      <w:r>
+        <w:rPr>
+          <w:rFonts w:ascii="TH SarabunPSK" w:eastAsia="Times New Roman" w:hAnsi="TH SarabunPSK" w:cs="TH SarabunPSK"/>
+          <w:sz w:val="32"/>
+          <w:szCs w:val="32"/>
+        </w:rPr>
+        <w:t xml:space="preserve"> </w:t>
+      </w:r>
+      <w:r>
+        <w:rPr>
+          <w:rFonts w:ascii="TH SarabunPSK" w:eastAsia="Times New Roman" w:hAnsi="TH SarabunPSK" w:cs="TH SarabunPSK"/>
+          <w:sz w:val="32"/>
+          <w:szCs w:val="32"/>
+        </w:rPr>
+        <w:t xml:space="preserve">0.46) </w:t>
       </w:r>
       <w:r>
         <w:rPr>
@@ -2491,6 +2388,7 @@
           <w:tab w:val="left" w:pos="2268"/>
         </w:tabs>
         <w:spacing w:after="0" w:line="240" w:lineRule="auto"/>
+        <w:ind w:firstLine="426"/>
         <w:jc w:val="thaiDistribute"/>
         <w:rPr>
           <w:rFonts w:ascii="TH SarabunPSK" w:hAnsi="TH SarabunPSK" w:cs="TH SarabunPSK"/>
@@ -2505,7 +2403,6 @@
           <w:sz w:val="32"/>
           <w:szCs w:val="32"/>
         </w:rPr>
-        <w:tab/>
         <w:t>5.3.1</w:t>
       </w:r>
       <w:r>
@@ -2565,7 +2462,25 @@
           <w:szCs w:val="32"/>
           <w:cs/>
         </w:rPr>
-        <w:t>มีหน่วยความจำแยกอิสระ พบว่าบริบทของข้อมูลไม่สอดคล้องกัน ส่งผลให้เอเจน</w:t>
+        <w:t>มีหน่วยความจำแยกอิสระ พบว่าบริบทของข้อมูลไม่สอดคล้องกัน ส่งผล</w:t>
+      </w:r>
+      <w:r>
+        <w:rPr>
+          <w:rFonts w:ascii="TH SarabunPSK" w:hAnsi="TH SarabunPSK" w:cs="TH SarabunPSK" w:hint="cs"/>
+          <w:sz w:val="32"/>
+          <w:szCs w:val="32"/>
+          <w:cs/>
+        </w:rPr>
+        <w:t>กระทบ</w:t>
+      </w:r>
+      <w:r>
+        <w:rPr>
+          <w:rFonts w:ascii="TH SarabunPSK" w:hAnsi="TH SarabunPSK" w:cs="TH SarabunPSK" w:hint="cs"/>
+          <w:sz w:val="32"/>
+          <w:szCs w:val="32"/>
+          <w:cs/>
+        </w:rPr>
+        <w:t>ให้เอเจน</w:t>
       </w:r>
       <w:proofErr w:type="spellStart"/>
       <w:r>
@@ -2609,9 +2524,10 @@
         <w:spacing w:after="0"/>
         <w:jc w:val="thaiDistribute"/>
         <w:rPr>
-          <w:rFonts w:ascii="TH SarabunPSK" w:hAnsi="TH SarabunPSK" w:cs="TH SarabunPSK"/>
-          <w:sz w:val="32"/>
-          <w:szCs w:val="32"/>
+          <w:rFonts w:ascii="TH SarabunPSK" w:hAnsi="TH SarabunPSK" w:cs="TH SarabunPSK" w:hint="cs"/>
+          <w:sz w:val="32"/>
+          <w:szCs w:val="32"/>
+          <w:cs/>
         </w:rPr>
       </w:pPr>
       <w:r>
@@ -2695,7 +2611,25 @@
           <w:szCs w:val="32"/>
           <w:cs/>
         </w:rPr>
-        <w:t>เมื่อระบบขยายขนาดเมื่อระบบมีขนาดและความซับซ้อนเพิ่มขึ้น การจัดการ</w:t>
+        <w:t>เมื่อระบบมีขนาด</w:t>
+      </w:r>
+      <w:r>
+        <w:rPr>
+          <w:rFonts w:ascii="TH SarabunPSK" w:hAnsi="TH SarabunPSK" w:cs="TH SarabunPSK" w:hint="cs"/>
+          <w:sz w:val="32"/>
+          <w:szCs w:val="32"/>
+          <w:cs/>
+        </w:rPr>
+        <w:t>ใหญ่</w:t>
+      </w:r>
+      <w:r>
+        <w:rPr>
+          <w:rFonts w:ascii="TH SarabunPSK" w:hAnsi="TH SarabunPSK" w:cs="TH SarabunPSK" w:hint="cs"/>
+          <w:sz w:val="32"/>
+          <w:szCs w:val="32"/>
+          <w:cs/>
+        </w:rPr>
+        <w:t>และความซับซ้อนเพิ่มขึ้น การจัดการ</w:t>
       </w:r>
       <w:proofErr w:type="spellStart"/>
       <w:r>
@@ -2749,7 +2683,25 @@
           <w:szCs w:val="32"/>
           <w:cs/>
         </w:rPr>
-        <w:t>เริ่มยากต่อการบำรุงรักษา การควบคุม</w:t>
+        <w:t>เริ่ม</w:t>
+      </w:r>
+      <w:r>
+        <w:rPr>
+          <w:rFonts w:ascii="TH SarabunPSK" w:hAnsi="TH SarabunPSK" w:cs="TH SarabunPSK" w:hint="cs"/>
+          <w:sz w:val="32"/>
+          <w:szCs w:val="32"/>
+          <w:cs/>
+        </w:rPr>
+        <w:t>มีความซับซ้อนใน</w:t>
+      </w:r>
+      <w:r>
+        <w:rPr>
+          <w:rFonts w:ascii="TH SarabunPSK" w:hAnsi="TH SarabunPSK" w:cs="TH SarabunPSK" w:hint="cs"/>
+          <w:sz w:val="32"/>
+          <w:szCs w:val="32"/>
+          <w:cs/>
+        </w:rPr>
+        <w:t>การบำรุงรักษา การควบคุม</w:t>
       </w:r>
       <w:proofErr w:type="spellStart"/>
       <w:r>
@@ -2786,25 +2738,7 @@
           <w:szCs w:val="32"/>
           <w:cs/>
         </w:rPr>
-        <w:t>หรือแยกเป็นโมดูล</w:t>
-      </w:r>
-      <w:r>
-        <w:rPr>
-          <w:rFonts w:ascii="TH SarabunPSK" w:hAnsi="TH SarabunPSK" w:cs="TH SarabunPSK" w:hint="cs"/>
-          <w:sz w:val="32"/>
-          <w:szCs w:val="32"/>
-          <w:cs/>
-        </w:rPr>
-        <w:t xml:space="preserve"> </w:t>
-      </w:r>
-      <w:r>
-        <w:rPr>
-          <w:rFonts w:ascii="TH SarabunPSK" w:hAnsi="TH SarabunPSK" w:cs="TH SarabunPSK" w:hint="cs"/>
-          <w:sz w:val="32"/>
-          <w:szCs w:val="32"/>
-          <w:cs/>
-        </w:rPr>
-        <w:t>บริการเฉพาะ เพื่อเพิ่มความยืดหยุ่น ความเสถียร และการขยายตัวของระบบ</w:t>
+        <w:t>หรือแยกเป็นโมดูลบริการเฉพาะ เพื่อเพิ่มความยืดหยุ่น ความเสถียร และการขยายตัวของระบบ</w:t>
       </w:r>
     </w:p>
     <w:p>
@@ -2902,6 +2836,14 @@
       </w:r>
       <w:r>
         <w:rPr>
+          <w:rFonts w:ascii="TH SarabunPSK" w:hAnsi="TH SarabunPSK" w:cs="TH SarabunPSK"/>
+          <w:sz w:val="32"/>
+          <w:szCs w:val="32"/>
+        </w:rPr>
+        <w:t xml:space="preserve"> </w:t>
+      </w:r>
+      <w:r>
+        <w:rPr>
           <w:rFonts w:ascii="TH SarabunPSK" w:hAnsi="TH SarabunPSK" w:cs="TH SarabunPSK" w:hint="cs"/>
           <w:sz w:val="32"/>
           <w:szCs w:val="32"/>
@@ -2955,7 +2897,7 @@
           <w:szCs w:val="32"/>
           <w:cs/>
         </w:rPr>
-        <w:t xml:space="preserve"> </w:t>
+        <w:t>หรือ</w:t>
       </w:r>
       <w:r>
         <w:rPr>
@@ -2992,311 +2934,6 @@
           <w:cs/>
         </w:rPr>
         <w:t>อย่างพอสมควร</w:t>
-      </w:r>
-      <w:r>
-        <w:rPr>
-          <w:rFonts w:ascii="TH SarabunPSK" w:hAnsi="TH SarabunPSK" w:cs="TH SarabunPSK" w:hint="cs"/>
-          <w:sz w:val="32"/>
-          <w:szCs w:val="32"/>
-          <w:cs/>
-        </w:rPr>
-        <w:br/>
-      </w:r>
-      <w:r>
-        <w:rPr>
-          <w:rFonts w:ascii="TH SarabunPSK" w:hAnsi="TH SarabunPSK" w:cs="TH SarabunPSK" w:hint="cs"/>
-          <w:sz w:val="32"/>
-          <w:szCs w:val="32"/>
-          <w:cs/>
-        </w:rPr>
-        <w:tab/>
-        <w:t>5.3.4</w:t>
-      </w:r>
-      <w:r>
-        <w:rPr>
-          <w:rFonts w:ascii="TH SarabunPSK" w:hAnsi="TH SarabunPSK" w:cs="TH SarabunPSK" w:hint="cs"/>
-          <w:color w:val="FFFFFF" w:themeColor="background1"/>
-          <w:sz w:val="32"/>
-          <w:szCs w:val="32"/>
-          <w:cs/>
-        </w:rPr>
-        <w:t>**</w:t>
-      </w:r>
-      <w:r>
-        <w:rPr>
-          <w:rFonts w:ascii="TH SarabunPSK" w:hAnsi="TH SarabunPSK" w:cs="TH SarabunPSK" w:hint="cs"/>
-          <w:sz w:val="32"/>
-          <w:szCs w:val="32"/>
-          <w:cs/>
-        </w:rPr>
-        <w:t xml:space="preserve">ข้อจำกัดด้านโครงสร้างพื้นฐานและรูปแบบการใช้งานของ </w:t>
-      </w:r>
-      <w:r>
-        <w:rPr>
-          <w:rFonts w:ascii="TH SarabunPSK" w:hAnsi="TH SarabunPSK" w:cs="TH SarabunPSK" w:hint="cs"/>
-          <w:sz w:val="32"/>
-          <w:szCs w:val="32"/>
-        </w:rPr>
-        <w:t>n</w:t>
-      </w:r>
-      <w:r>
-        <w:rPr>
-          <w:rFonts w:ascii="TH SarabunPSK" w:hAnsi="TH SarabunPSK" w:cs="TH SarabunPSK" w:hint="cs"/>
-          <w:sz w:val="32"/>
-          <w:szCs w:val="32"/>
-          <w:cs/>
-        </w:rPr>
-        <w:t>8</w:t>
-      </w:r>
-      <w:r>
-        <w:rPr>
-          <w:rFonts w:ascii="TH SarabunPSK" w:hAnsi="TH SarabunPSK" w:cs="TH SarabunPSK" w:hint="cs"/>
-          <w:sz w:val="32"/>
-          <w:szCs w:val="32"/>
-        </w:rPr>
-        <w:t>n</w:t>
-      </w:r>
-      <w:r>
-        <w:rPr>
-          <w:rFonts w:ascii="TH SarabunPSK" w:hAnsi="TH SarabunPSK" w:cs="TH SarabunPSK" w:hint="cs"/>
-          <w:sz w:val="32"/>
-          <w:szCs w:val="32"/>
-          <w:cs/>
-        </w:rPr>
-        <w:t>การใช้งานแบบคลาว</w:t>
-      </w:r>
-      <w:proofErr w:type="spellStart"/>
-      <w:r>
-        <w:rPr>
-          <w:rFonts w:ascii="TH SarabunPSK" w:hAnsi="TH SarabunPSK" w:cs="TH SarabunPSK" w:hint="cs"/>
-          <w:sz w:val="32"/>
-          <w:szCs w:val="32"/>
-          <w:cs/>
-        </w:rPr>
-        <w:t>ด์</w:t>
-      </w:r>
-      <w:proofErr w:type="spellEnd"/>
-      <w:r>
-        <w:rPr>
-          <w:rFonts w:ascii="TH SarabunPSK" w:hAnsi="TH SarabunPSK" w:cs="TH SarabunPSK" w:hint="cs"/>
-          <w:sz w:val="32"/>
-          <w:szCs w:val="32"/>
-          <w:cs/>
-        </w:rPr>
-        <w:t>มีค่าใช้จ่ายรายเดือน ขณะที่การติดตั้งใช้งานฟรีบนเครื่องส่วนตัว (</w:t>
-      </w:r>
-      <w:r>
-        <w:rPr>
-          <w:rFonts w:ascii="TH SarabunPSK" w:hAnsi="TH SarabunPSK" w:cs="TH SarabunPSK" w:hint="cs"/>
-          <w:sz w:val="32"/>
-          <w:szCs w:val="32"/>
-        </w:rPr>
-        <w:t xml:space="preserve">localhost) </w:t>
-      </w:r>
-      <w:r>
-        <w:rPr>
-          <w:rFonts w:ascii="TH SarabunPSK" w:hAnsi="TH SarabunPSK" w:cs="TH SarabunPSK" w:hint="cs"/>
-          <w:sz w:val="32"/>
-          <w:szCs w:val="32"/>
-          <w:cs/>
-        </w:rPr>
-        <w:t xml:space="preserve">เหมาะสำหรับการพัฒนาทดสอบเป็นหลักและไม่รองรับการใช้งานร่วมกัน หากต้องการใช้งานร่วมกันในองค์กรจำเป็นต้องติดตั้งแบบ </w:t>
-      </w:r>
-      <w:r>
-        <w:rPr>
-          <w:rFonts w:ascii="TH SarabunPSK" w:hAnsi="TH SarabunPSK" w:cs="TH SarabunPSK" w:hint="cs"/>
-          <w:sz w:val="32"/>
-          <w:szCs w:val="32"/>
-        </w:rPr>
-        <w:t xml:space="preserve">self-host </w:t>
-      </w:r>
-      <w:r>
-        <w:rPr>
-          <w:rFonts w:ascii="TH SarabunPSK" w:hAnsi="TH SarabunPSK" w:cs="TH SarabunPSK" w:hint="cs"/>
-          <w:sz w:val="32"/>
-          <w:szCs w:val="32"/>
-          <w:cs/>
-        </w:rPr>
-        <w:t xml:space="preserve">บน </w:t>
-      </w:r>
-      <w:r>
-        <w:rPr>
-          <w:rFonts w:ascii="TH SarabunPSK" w:hAnsi="TH SarabunPSK" w:cs="TH SarabunPSK" w:hint="cs"/>
-          <w:sz w:val="32"/>
-          <w:szCs w:val="32"/>
-        </w:rPr>
-        <w:t>VPS</w:t>
-      </w:r>
-      <w:r>
-        <w:rPr>
-          <w:rFonts w:ascii="TH SarabunPSK" w:hAnsi="TH SarabunPSK" w:cs="TH SarabunPSK" w:hint="cs"/>
-          <w:sz w:val="32"/>
-          <w:szCs w:val="32"/>
-          <w:cs/>
-        </w:rPr>
-        <w:t xml:space="preserve"> </w:t>
-      </w:r>
-      <w:proofErr w:type="spellStart"/>
-      <w:r>
-        <w:rPr>
-          <w:rFonts w:ascii="TH SarabunPSK" w:hAnsi="TH SarabunPSK" w:cs="TH SarabunPSK" w:hint="cs"/>
-          <w:sz w:val="32"/>
-          <w:szCs w:val="32"/>
-          <w:cs/>
-        </w:rPr>
-        <w:t>เซิร์ฟเวอร์</w:t>
-      </w:r>
-      <w:proofErr w:type="spellEnd"/>
-      <w:r>
-        <w:rPr>
-          <w:rFonts w:ascii="TH SarabunPSK" w:hAnsi="TH SarabunPSK" w:cs="TH SarabunPSK" w:hint="cs"/>
-          <w:sz w:val="32"/>
-          <w:szCs w:val="32"/>
-          <w:cs/>
-        </w:rPr>
-        <w:t xml:space="preserve"> ซึ่งต้องอาศัยความรู้ด้าน </w:t>
-      </w:r>
-      <w:r>
-        <w:rPr>
-          <w:rFonts w:ascii="TH SarabunPSK" w:hAnsi="TH SarabunPSK" w:cs="TH SarabunPSK" w:hint="cs"/>
-          <w:sz w:val="32"/>
-          <w:szCs w:val="32"/>
-        </w:rPr>
-        <w:t>Backend</w:t>
-      </w:r>
-      <w:r>
-        <w:rPr>
-          <w:rFonts w:ascii="TH SarabunPSK" w:hAnsi="TH SarabunPSK" w:cs="TH SarabunPSK" w:hint="cs"/>
-          <w:sz w:val="32"/>
-          <w:szCs w:val="32"/>
-          <w:cs/>
-        </w:rPr>
-        <w:t xml:space="preserve"> </w:t>
-      </w:r>
-      <w:r>
-        <w:rPr>
-          <w:rFonts w:ascii="TH SarabunPSK" w:hAnsi="TH SarabunPSK" w:cs="TH SarabunPSK" w:hint="cs"/>
-          <w:sz w:val="32"/>
-          <w:szCs w:val="32"/>
-        </w:rPr>
-        <w:t>DevOps (</w:t>
-      </w:r>
-      <w:r>
-        <w:rPr>
-          <w:rFonts w:ascii="TH SarabunPSK" w:hAnsi="TH SarabunPSK" w:cs="TH SarabunPSK" w:hint="cs"/>
-          <w:sz w:val="32"/>
-          <w:szCs w:val="32"/>
-          <w:cs/>
-        </w:rPr>
-        <w:t xml:space="preserve">เช่น </w:t>
-      </w:r>
-      <w:r>
-        <w:rPr>
-          <w:rFonts w:ascii="TH SarabunPSK" w:hAnsi="TH SarabunPSK" w:cs="TH SarabunPSK" w:hint="cs"/>
-          <w:sz w:val="32"/>
-          <w:szCs w:val="32"/>
-        </w:rPr>
-        <w:t xml:space="preserve">Docker, </w:t>
-      </w:r>
-      <w:r>
-        <w:rPr>
-          <w:rFonts w:ascii="TH SarabunPSK" w:hAnsi="TH SarabunPSK" w:cs="TH SarabunPSK" w:hint="cs"/>
-          <w:sz w:val="32"/>
-          <w:szCs w:val="32"/>
-          <w:cs/>
-        </w:rPr>
-        <w:t>ฐานข้อมูล</w:t>
-      </w:r>
-      <w:r>
-        <w:rPr>
-          <w:rFonts w:ascii="TH SarabunPSK" w:hAnsi="TH SarabunPSK" w:cs="TH SarabunPSK" w:hint="cs"/>
-          <w:sz w:val="32"/>
-          <w:szCs w:val="32"/>
-        </w:rPr>
-        <w:t xml:space="preserve">, </w:t>
-      </w:r>
-      <w:r>
-        <w:rPr>
-          <w:rFonts w:ascii="TH SarabunPSK" w:hAnsi="TH SarabunPSK" w:cs="TH SarabunPSK" w:hint="cs"/>
-          <w:sz w:val="32"/>
-          <w:szCs w:val="32"/>
-          <w:cs/>
-        </w:rPr>
-        <w:t xml:space="preserve">การตั้งค่าโดเมน </w:t>
-      </w:r>
-      <w:r>
-        <w:rPr>
-          <w:rFonts w:ascii="TH SarabunPSK" w:hAnsi="TH SarabunPSK" w:cs="TH SarabunPSK" w:hint="cs"/>
-          <w:sz w:val="32"/>
-          <w:szCs w:val="32"/>
-        </w:rPr>
-        <w:t>SSL</w:t>
-      </w:r>
-      <w:r>
-        <w:rPr>
-          <w:rFonts w:ascii="TH SarabunPSK" w:hAnsi="TH SarabunPSK" w:cs="TH SarabunPSK" w:hint="cs"/>
-          <w:sz w:val="32"/>
-          <w:szCs w:val="32"/>
-          <w:cs/>
-        </w:rPr>
-        <w:t xml:space="preserve"> </w:t>
-      </w:r>
-      <w:r>
-        <w:rPr>
-          <w:rFonts w:ascii="TH SarabunPSK" w:hAnsi="TH SarabunPSK" w:cs="TH SarabunPSK" w:hint="cs"/>
-          <w:sz w:val="32"/>
-          <w:szCs w:val="32"/>
-        </w:rPr>
-        <w:t xml:space="preserve">Reverse Proxy) </w:t>
-      </w:r>
-      <w:r>
-        <w:rPr>
-          <w:rFonts w:ascii="TH SarabunPSK" w:hAnsi="TH SarabunPSK" w:cs="TH SarabunPSK" w:hint="cs"/>
-          <w:sz w:val="32"/>
-          <w:szCs w:val="32"/>
-          <w:cs/>
-        </w:rPr>
-        <w:t>ตลอดจนการสำรองข้อมูล ความปลอดภัย และการอ</w:t>
-      </w:r>
-      <w:proofErr w:type="spellStart"/>
-      <w:r>
-        <w:rPr>
-          <w:rFonts w:ascii="TH SarabunPSK" w:hAnsi="TH SarabunPSK" w:cs="TH SarabunPSK" w:hint="cs"/>
-          <w:sz w:val="32"/>
-          <w:szCs w:val="32"/>
-          <w:cs/>
-        </w:rPr>
-        <w:t>ัป</w:t>
-      </w:r>
-      <w:proofErr w:type="spellEnd"/>
-      <w:r>
-        <w:rPr>
-          <w:rFonts w:ascii="TH SarabunPSK" w:hAnsi="TH SarabunPSK" w:cs="TH SarabunPSK" w:hint="cs"/>
-          <w:sz w:val="32"/>
-          <w:szCs w:val="32"/>
-          <w:cs/>
-        </w:rPr>
-        <w:t>เดตระ</w:t>
-      </w:r>
-      <w:proofErr w:type="spellStart"/>
-      <w:r>
-        <w:rPr>
-          <w:rFonts w:ascii="TH SarabunPSK" w:hAnsi="TH SarabunPSK" w:cs="TH SarabunPSK" w:hint="cs"/>
-          <w:sz w:val="32"/>
-          <w:szCs w:val="32"/>
-          <w:cs/>
-        </w:rPr>
-        <w:t>บบ</w:t>
-      </w:r>
-      <w:proofErr w:type="spellEnd"/>
-      <w:r>
-        <w:rPr>
-          <w:rFonts w:ascii="TH SarabunPSK" w:hAnsi="TH SarabunPSK" w:cs="TH SarabunPSK" w:hint="cs"/>
-          <w:sz w:val="32"/>
-          <w:szCs w:val="32"/>
-          <w:cs/>
-        </w:rPr>
-        <w:t>อย่างต่อเนื่อง</w:t>
       </w:r>
     </w:p>
     <w:p>
@@ -3317,6 +2954,310 @@
           <w:szCs w:val="32"/>
         </w:rPr>
       </w:pPr>
+      <w:r>
+        <w:rPr>
+          <w:rFonts w:ascii="TH SarabunPSK" w:hAnsi="TH SarabunPSK" w:cs="TH SarabunPSK" w:hint="cs"/>
+          <w:sz w:val="32"/>
+          <w:szCs w:val="32"/>
+          <w:cs/>
+        </w:rPr>
+        <w:tab/>
+        <w:t>5.3.4</w:t>
+      </w:r>
+      <w:r>
+        <w:rPr>
+          <w:rFonts w:ascii="TH SarabunPSK" w:hAnsi="TH SarabunPSK" w:cs="TH SarabunPSK" w:hint="cs"/>
+          <w:color w:val="FFFFFF" w:themeColor="background1"/>
+          <w:sz w:val="32"/>
+          <w:szCs w:val="32"/>
+          <w:cs/>
+        </w:rPr>
+        <w:t>**</w:t>
+      </w:r>
+      <w:r>
+        <w:rPr>
+          <w:rFonts w:ascii="TH SarabunPSK" w:hAnsi="TH SarabunPSK" w:cs="TH SarabunPSK" w:hint="cs"/>
+          <w:sz w:val="32"/>
+          <w:szCs w:val="32"/>
+          <w:cs/>
+        </w:rPr>
+        <w:t xml:space="preserve">ข้อจำกัดด้านโครงสร้างพื้นฐานและรูปแบบการใช้งานของ </w:t>
+      </w:r>
+      <w:r>
+        <w:rPr>
+          <w:rFonts w:ascii="TH SarabunPSK" w:hAnsi="TH SarabunPSK" w:cs="TH SarabunPSK" w:hint="cs"/>
+          <w:sz w:val="32"/>
+          <w:szCs w:val="32"/>
+        </w:rPr>
+        <w:t>n</w:t>
+      </w:r>
+      <w:r>
+        <w:rPr>
+          <w:rFonts w:ascii="TH SarabunPSK" w:hAnsi="TH SarabunPSK" w:cs="TH SarabunPSK" w:hint="cs"/>
+          <w:sz w:val="32"/>
+          <w:szCs w:val="32"/>
+          <w:cs/>
+        </w:rPr>
+        <w:t>8</w:t>
+      </w:r>
+      <w:r>
+        <w:rPr>
+          <w:rFonts w:ascii="TH SarabunPSK" w:hAnsi="TH SarabunPSK" w:cs="TH SarabunPSK" w:hint="cs"/>
+          <w:sz w:val="32"/>
+          <w:szCs w:val="32"/>
+        </w:rPr>
+        <w:t>n</w:t>
+      </w:r>
+      <w:r>
+        <w:rPr>
+          <w:rFonts w:ascii="TH SarabunPSK" w:hAnsi="TH SarabunPSK" w:cs="TH SarabunPSK"/>
+          <w:sz w:val="32"/>
+          <w:szCs w:val="32"/>
+        </w:rPr>
+        <w:t xml:space="preserve"> </w:t>
+      </w:r>
+      <w:r>
+        <w:rPr>
+          <w:rFonts w:ascii="TH SarabunPSK" w:hAnsi="TH SarabunPSK" w:cs="TH SarabunPSK" w:hint="cs"/>
+          <w:sz w:val="32"/>
+          <w:szCs w:val="32"/>
+          <w:cs/>
+        </w:rPr>
+        <w:t>การใช้งานแบบคลาว</w:t>
+      </w:r>
+      <w:proofErr w:type="spellStart"/>
+      <w:r>
+        <w:rPr>
+          <w:rFonts w:ascii="TH SarabunPSK" w:hAnsi="TH SarabunPSK" w:cs="TH SarabunPSK" w:hint="cs"/>
+          <w:sz w:val="32"/>
+          <w:szCs w:val="32"/>
+          <w:cs/>
+        </w:rPr>
+        <w:t>ด์</w:t>
+      </w:r>
+      <w:proofErr w:type="spellEnd"/>
+      <w:r>
+        <w:rPr>
+          <w:rFonts w:ascii="TH SarabunPSK" w:hAnsi="TH SarabunPSK" w:cs="TH SarabunPSK" w:hint="cs"/>
+          <w:sz w:val="32"/>
+          <w:szCs w:val="32"/>
+          <w:cs/>
+        </w:rPr>
+        <w:t>มีค่าใช้จ่ายรายเดือน ขณะที่การติดตั้งใช้งานฟรีบนเครื่องส่วนตัว (</w:t>
+      </w:r>
+      <w:r>
+        <w:rPr>
+          <w:rFonts w:ascii="TH SarabunPSK" w:hAnsi="TH SarabunPSK" w:cs="TH SarabunPSK" w:hint="cs"/>
+          <w:sz w:val="32"/>
+          <w:szCs w:val="32"/>
+        </w:rPr>
+        <w:t xml:space="preserve">localhost) </w:t>
+      </w:r>
+      <w:r>
+        <w:rPr>
+          <w:rFonts w:ascii="TH SarabunPSK" w:hAnsi="TH SarabunPSK" w:cs="TH SarabunPSK" w:hint="cs"/>
+          <w:sz w:val="32"/>
+          <w:szCs w:val="32"/>
+          <w:cs/>
+        </w:rPr>
+        <w:t xml:space="preserve">เหมาะสำหรับการพัฒนาทดสอบเป็นหลักและไม่รองรับการใช้งานร่วมกัน หากต้องการใช้งานร่วมกันในองค์กรจำเป็นต้องติดตั้งแบบ </w:t>
+      </w:r>
+      <w:r>
+        <w:rPr>
+          <w:rFonts w:ascii="TH SarabunPSK" w:hAnsi="TH SarabunPSK" w:cs="TH SarabunPSK" w:hint="cs"/>
+          <w:sz w:val="32"/>
+          <w:szCs w:val="32"/>
+        </w:rPr>
+        <w:t xml:space="preserve">self-host </w:t>
+      </w:r>
+      <w:r>
+        <w:rPr>
+          <w:rFonts w:ascii="TH SarabunPSK" w:hAnsi="TH SarabunPSK" w:cs="TH SarabunPSK" w:hint="cs"/>
+          <w:sz w:val="32"/>
+          <w:szCs w:val="32"/>
+          <w:cs/>
+        </w:rPr>
+        <w:t xml:space="preserve">บน </w:t>
+      </w:r>
+      <w:r>
+        <w:rPr>
+          <w:rFonts w:ascii="TH SarabunPSK" w:hAnsi="TH SarabunPSK" w:cs="TH SarabunPSK" w:hint="cs"/>
+          <w:sz w:val="32"/>
+          <w:szCs w:val="32"/>
+        </w:rPr>
+        <w:t>VPS</w:t>
+      </w:r>
+      <w:r>
+        <w:rPr>
+          <w:rFonts w:ascii="TH SarabunPSK" w:hAnsi="TH SarabunPSK" w:cs="TH SarabunPSK" w:hint="cs"/>
+          <w:sz w:val="32"/>
+          <w:szCs w:val="32"/>
+          <w:cs/>
+        </w:rPr>
+        <w:t xml:space="preserve"> </w:t>
+      </w:r>
+      <w:proofErr w:type="spellStart"/>
+      <w:r>
+        <w:rPr>
+          <w:rFonts w:ascii="TH SarabunPSK" w:hAnsi="TH SarabunPSK" w:cs="TH SarabunPSK" w:hint="cs"/>
+          <w:sz w:val="32"/>
+          <w:szCs w:val="32"/>
+          <w:cs/>
+        </w:rPr>
+        <w:t>เซิร์ฟเวอร์</w:t>
+      </w:r>
+      <w:proofErr w:type="spellEnd"/>
+      <w:r>
+        <w:rPr>
+          <w:rFonts w:ascii="TH SarabunPSK" w:hAnsi="TH SarabunPSK" w:cs="TH SarabunPSK" w:hint="cs"/>
+          <w:sz w:val="32"/>
+          <w:szCs w:val="32"/>
+          <w:cs/>
+        </w:rPr>
+        <w:t xml:space="preserve"> ซึ่งต้องอาศัยความรู้ด้าน </w:t>
+      </w:r>
+      <w:r>
+        <w:rPr>
+          <w:rFonts w:ascii="TH SarabunPSK" w:hAnsi="TH SarabunPSK" w:cs="TH SarabunPSK" w:hint="cs"/>
+          <w:sz w:val="32"/>
+          <w:szCs w:val="32"/>
+        </w:rPr>
+        <w:t>Backend</w:t>
+      </w:r>
+      <w:r>
+        <w:rPr>
+          <w:rFonts w:ascii="TH SarabunPSK" w:hAnsi="TH SarabunPSK" w:cs="TH SarabunPSK" w:hint="cs"/>
+          <w:sz w:val="32"/>
+          <w:szCs w:val="32"/>
+          <w:cs/>
+        </w:rPr>
+        <w:t xml:space="preserve"> </w:t>
+      </w:r>
+      <w:r>
+        <w:rPr>
+          <w:rFonts w:ascii="TH SarabunPSK" w:hAnsi="TH SarabunPSK" w:cs="TH SarabunPSK" w:hint="cs"/>
+          <w:sz w:val="32"/>
+          <w:szCs w:val="32"/>
+        </w:rPr>
+        <w:t>DevOps (</w:t>
+      </w:r>
+      <w:r>
+        <w:rPr>
+          <w:rFonts w:ascii="TH SarabunPSK" w:hAnsi="TH SarabunPSK" w:cs="TH SarabunPSK" w:hint="cs"/>
+          <w:sz w:val="32"/>
+          <w:szCs w:val="32"/>
+          <w:cs/>
+        </w:rPr>
+        <w:t xml:space="preserve">เช่น </w:t>
+      </w:r>
+      <w:r>
+        <w:rPr>
+          <w:rFonts w:ascii="TH SarabunPSK" w:hAnsi="TH SarabunPSK" w:cs="TH SarabunPSK" w:hint="cs"/>
+          <w:sz w:val="32"/>
+          <w:szCs w:val="32"/>
+        </w:rPr>
+        <w:t xml:space="preserve">Docker, </w:t>
+      </w:r>
+      <w:r>
+        <w:rPr>
+          <w:rFonts w:ascii="TH SarabunPSK" w:hAnsi="TH SarabunPSK" w:cs="TH SarabunPSK" w:hint="cs"/>
+          <w:sz w:val="32"/>
+          <w:szCs w:val="32"/>
+          <w:cs/>
+        </w:rPr>
+        <w:t>ฐานข้อมูล</w:t>
+      </w:r>
+      <w:r>
+        <w:rPr>
+          <w:rFonts w:ascii="TH SarabunPSK" w:hAnsi="TH SarabunPSK" w:cs="TH SarabunPSK" w:hint="cs"/>
+          <w:sz w:val="32"/>
+          <w:szCs w:val="32"/>
+        </w:rPr>
+        <w:t xml:space="preserve">, </w:t>
+      </w:r>
+      <w:r>
+        <w:rPr>
+          <w:rFonts w:ascii="TH SarabunPSK" w:hAnsi="TH SarabunPSK" w:cs="TH SarabunPSK" w:hint="cs"/>
+          <w:sz w:val="32"/>
+          <w:szCs w:val="32"/>
+          <w:cs/>
+        </w:rPr>
+        <w:t xml:space="preserve">การตั้งค่าโดเมน </w:t>
+      </w:r>
+      <w:r>
+        <w:rPr>
+          <w:rFonts w:ascii="TH SarabunPSK" w:hAnsi="TH SarabunPSK" w:cs="TH SarabunPSK" w:hint="cs"/>
+          <w:sz w:val="32"/>
+          <w:szCs w:val="32"/>
+        </w:rPr>
+        <w:t>SSL</w:t>
+      </w:r>
+      <w:r>
+        <w:rPr>
+          <w:rFonts w:ascii="TH SarabunPSK" w:hAnsi="TH SarabunPSK" w:cs="TH SarabunPSK" w:hint="cs"/>
+          <w:sz w:val="32"/>
+          <w:szCs w:val="32"/>
+          <w:cs/>
+        </w:rPr>
+        <w:t xml:space="preserve"> </w:t>
+      </w:r>
+      <w:r>
+        <w:rPr>
+          <w:rFonts w:ascii="TH SarabunPSK" w:hAnsi="TH SarabunPSK" w:cs="TH SarabunPSK" w:hint="cs"/>
+          <w:sz w:val="32"/>
+          <w:szCs w:val="32"/>
+        </w:rPr>
+        <w:t xml:space="preserve">Reverse Proxy) </w:t>
+      </w:r>
+      <w:r>
+        <w:rPr>
+          <w:rFonts w:ascii="TH SarabunPSK" w:hAnsi="TH SarabunPSK" w:cs="TH SarabunPSK" w:hint="cs"/>
+          <w:sz w:val="32"/>
+          <w:szCs w:val="32"/>
+          <w:cs/>
+        </w:rPr>
+        <w:t>ตลอดจนการสำรองข้อมูล ความปลอดภัย และการอ</w:t>
+      </w:r>
+      <w:proofErr w:type="spellStart"/>
+      <w:r>
+        <w:rPr>
+          <w:rFonts w:ascii="TH SarabunPSK" w:hAnsi="TH SarabunPSK" w:cs="TH SarabunPSK" w:hint="cs"/>
+          <w:sz w:val="32"/>
+          <w:szCs w:val="32"/>
+          <w:cs/>
+        </w:rPr>
+        <w:t>ัป</w:t>
+      </w:r>
+      <w:proofErr w:type="spellEnd"/>
+      <w:r>
+        <w:rPr>
+          <w:rFonts w:ascii="TH SarabunPSK" w:hAnsi="TH SarabunPSK" w:cs="TH SarabunPSK" w:hint="cs"/>
+          <w:sz w:val="32"/>
+          <w:szCs w:val="32"/>
+          <w:cs/>
+        </w:rPr>
+        <w:t>เดตระ</w:t>
+      </w:r>
+      <w:proofErr w:type="spellStart"/>
+      <w:r>
+        <w:rPr>
+          <w:rFonts w:ascii="TH SarabunPSK" w:hAnsi="TH SarabunPSK" w:cs="TH SarabunPSK" w:hint="cs"/>
+          <w:sz w:val="32"/>
+          <w:szCs w:val="32"/>
+          <w:cs/>
+        </w:rPr>
+        <w:t>บบ</w:t>
+      </w:r>
+      <w:proofErr w:type="spellEnd"/>
+      <w:r>
+        <w:rPr>
+          <w:rFonts w:ascii="TH SarabunPSK" w:hAnsi="TH SarabunPSK" w:cs="TH SarabunPSK" w:hint="cs"/>
+          <w:sz w:val="32"/>
+          <w:szCs w:val="32"/>
+          <w:cs/>
+        </w:rPr>
+        <w:t>อย่างต่อเนื่อง</w:t>
+      </w:r>
     </w:p>
     <w:p>
       <w:pPr>
@@ -3332,35 +3273,10 @@
         <w:jc w:val="thaiDistribute"/>
         <w:rPr>
           <w:rFonts w:ascii="TH SarabunPSK" w:hAnsi="TH SarabunPSK" w:cs="TH SarabunPSK"/>
-          <w:b/>
-          <w:bCs/>
-          <w:sz w:val="32"/>
-          <w:szCs w:val="32"/>
-        </w:rPr>
-      </w:pPr>
-      <w:r>
-        <w:rPr>
-          <w:rFonts w:ascii="TH SarabunPSK" w:hAnsi="TH SarabunPSK" w:cs="TH SarabunPSK" w:hint="cs"/>
-          <w:b/>
-          <w:bCs/>
-          <w:sz w:val="32"/>
-          <w:szCs w:val="32"/>
-          <w:cs/>
-        </w:rPr>
-        <w:t>5.4</w:t>
-      </w:r>
-      <w:r>
-        <w:rPr>
-          <w:rFonts w:ascii="TH SarabunPSK" w:hAnsi="TH SarabunPSK" w:cs="TH SarabunPSK" w:hint="cs"/>
-          <w:b/>
-          <w:bCs/>
-          <w:sz w:val="32"/>
-          <w:szCs w:val="32"/>
-          <w:cs/>
-        </w:rPr>
-        <w:tab/>
-        <w:t>ข้อเสนอแนะ</w:t>
-      </w:r>
+          <w:sz w:val="32"/>
+          <w:szCs w:val="32"/>
+        </w:rPr>
+      </w:pPr>
     </w:p>
     <w:p>
       <w:pPr>
@@ -3375,38 +3291,45 @@
         <w:spacing w:after="0"/>
         <w:jc w:val="thaiDistribute"/>
         <w:rPr>
-          <w:rFonts w:ascii="TH SarabunPSK" w:hAnsi="TH SarabunPSK" w:cs="TH SarabunPSK"/>
-          <w:sz w:val="32"/>
-          <w:szCs w:val="32"/>
-        </w:rPr>
-      </w:pPr>
-      <w:r>
-        <w:rPr>
-          <w:rFonts w:ascii="TH SarabunPSK" w:hAnsi="TH SarabunPSK" w:cs="TH SarabunPSK" w:hint="cs"/>
-          <w:sz w:val="32"/>
-          <w:szCs w:val="32"/>
+          <w:rFonts w:ascii="TH SarabunPSK" w:hAnsi="TH SarabunPSK" w:cs="TH SarabunPSK" w:hint="cs"/>
+          <w:b/>
+          <w:bCs/>
+          <w:sz w:val="32"/>
+          <w:szCs w:val="32"/>
+        </w:rPr>
+      </w:pPr>
+      <w:r>
+        <w:rPr>
+          <w:rFonts w:ascii="TH SarabunPSK" w:hAnsi="TH SarabunPSK" w:cs="TH SarabunPSK" w:hint="cs"/>
+          <w:b/>
+          <w:bCs/>
+          <w:sz w:val="32"/>
+          <w:szCs w:val="32"/>
+          <w:cs/>
+        </w:rPr>
+        <w:t>5.4</w:t>
+      </w:r>
+      <w:r>
+        <w:rPr>
+          <w:rFonts w:ascii="TH SarabunPSK" w:hAnsi="TH SarabunPSK" w:cs="TH SarabunPSK" w:hint="cs"/>
+          <w:b/>
+          <w:bCs/>
+          <w:sz w:val="32"/>
+          <w:szCs w:val="32"/>
+          <w:cs/>
         </w:rPr>
         <w:tab/>
-        <w:t>5.4.1</w:t>
-      </w:r>
-      <w:r>
-        <w:rPr>
-          <w:rFonts w:ascii="TH SarabunPSK" w:hAnsi="TH SarabunPSK" w:cs="TH SarabunPSK" w:hint="cs"/>
-          <w:color w:val="FFFFFF" w:themeColor="background1"/>
-          <w:sz w:val="32"/>
-          <w:szCs w:val="32"/>
-          <w:cs/>
-        </w:rPr>
-        <w:t>**</w:t>
-      </w:r>
-      <w:r>
-        <w:rPr>
-          <w:rFonts w:ascii="TH SarabunPSK" w:hAnsi="TH SarabunPSK" w:cs="TH SarabunPSK" w:hint="cs"/>
-          <w:sz w:val="32"/>
-          <w:szCs w:val="32"/>
-          <w:cs/>
-        </w:rPr>
-        <w:t>ข้อเสนอแนะทั่วไป</w:t>
+      </w:r>
+      <w:r>
+        <w:rPr>
+          <w:rFonts w:ascii="TH SarabunPSK" w:hAnsi="TH SarabunPSK" w:cs="TH SarabunPSK" w:hint="cs"/>
+          <w:b/>
+          <w:bCs/>
+          <w:sz w:val="32"/>
+          <w:szCs w:val="32"/>
+          <w:cs/>
+        </w:rPr>
+        <w:t>ข้อเสนอแนะ</w:t>
       </w:r>
     </w:p>
     <w:p>
@@ -3432,45 +3355,9 @@
           <w:rFonts w:ascii="TH SarabunPSK" w:hAnsi="TH SarabunPSK" w:cs="TH SarabunPSK" w:hint="cs"/>
           <w:sz w:val="32"/>
           <w:szCs w:val="32"/>
-          <w:cs/>
         </w:rPr>
         <w:tab/>
-      </w:r>
-      <w:r>
-        <w:rPr>
-          <w:rFonts w:ascii="TH SarabunPSK" w:hAnsi="TH SarabunPSK" w:cs="TH SarabunPSK" w:hint="cs"/>
-          <w:sz w:val="32"/>
-          <w:szCs w:val="32"/>
-          <w:cs/>
-        </w:rPr>
-        <w:tab/>
-      </w:r>
-      <w:r>
-        <w:rPr>
-          <w:rFonts w:ascii="TH SarabunPSK" w:hAnsi="TH SarabunPSK" w:cs="TH SarabunPSK" w:hint="cs"/>
-          <w:sz w:val="32"/>
-          <w:szCs w:val="32"/>
-          <w:cs/>
-        </w:rPr>
-        <w:tab/>
-      </w:r>
-      <w:r>
-        <w:rPr>
-          <w:rFonts w:ascii="TH SarabunPSK" w:hAnsi="TH SarabunPSK" w:cs="TH SarabunPSK" w:hint="cs"/>
-          <w:sz w:val="32"/>
-          <w:szCs w:val="32"/>
-          <w:cs/>
-        </w:rPr>
-        <w:t xml:space="preserve"> </w:t>
-      </w:r>
-      <w:r>
-        <w:rPr>
-          <w:rFonts w:ascii="TH SarabunPSK" w:hAnsi="TH SarabunPSK" w:cs="TH SarabunPSK" w:hint="cs"/>
-          <w:sz w:val="32"/>
-          <w:szCs w:val="32"/>
-          <w:cs/>
-        </w:rPr>
-        <w:t>5.4.1.1</w:t>
+        <w:t>5.4.1</w:t>
       </w:r>
       <w:r>
         <w:rPr>
@@ -3489,186 +3376,7 @@
           <w:szCs w:val="32"/>
           <w:cs/>
         </w:rPr>
-        <w:t>การจัดสถาปัตยกรรมหน่วยความจำของหลายเอเจน</w:t>
-      </w:r>
-      <w:proofErr w:type="spellStart"/>
-      <w:r>
-        <w:rPr>
-          <w:rFonts w:ascii="TH SarabunPSK" w:hAnsi="TH SarabunPSK" w:cs="TH SarabunPSK" w:hint="cs"/>
-          <w:sz w:val="32"/>
-          <w:szCs w:val="32"/>
-          <w:cs/>
-        </w:rPr>
-        <w:t>ต์</w:t>
-      </w:r>
-      <w:proofErr w:type="spellEnd"/>
-      <w:r>
-        <w:rPr>
-          <w:rFonts w:ascii="TH SarabunPSK" w:hAnsi="TH SarabunPSK" w:cs="TH SarabunPSK" w:hint="cs"/>
-          <w:sz w:val="32"/>
-          <w:szCs w:val="32"/>
-          <w:cs/>
-        </w:rPr>
-        <w:t>ให้เป็นหนึ่งเดียว กำหนด “ตัวประสานบริบท ตัวจัดเส้นทาง (</w:t>
-      </w:r>
-      <w:r>
-        <w:rPr>
-          <w:rFonts w:ascii="TH SarabunPSK" w:hAnsi="TH SarabunPSK" w:cs="TH SarabunPSK" w:hint="cs"/>
-          <w:sz w:val="32"/>
-          <w:szCs w:val="32"/>
-        </w:rPr>
-        <w:t>Orchestrator</w:t>
-      </w:r>
-      <w:r>
-        <w:rPr>
-          <w:rFonts w:ascii="TH SarabunPSK" w:hAnsi="TH SarabunPSK" w:cs="TH SarabunPSK" w:hint="cs"/>
-          <w:sz w:val="32"/>
-          <w:szCs w:val="32"/>
-          <w:cs/>
-        </w:rPr>
-        <w:t xml:space="preserve"> </w:t>
-      </w:r>
-      <w:r>
-        <w:rPr>
-          <w:rFonts w:ascii="TH SarabunPSK" w:hAnsi="TH SarabunPSK" w:cs="TH SarabunPSK" w:hint="cs"/>
-          <w:sz w:val="32"/>
-          <w:szCs w:val="32"/>
-        </w:rPr>
-        <w:t xml:space="preserve">Router)” </w:t>
-      </w:r>
-      <w:r>
-        <w:rPr>
-          <w:rFonts w:ascii="TH SarabunPSK" w:hAnsi="TH SarabunPSK" w:cs="TH SarabunPSK" w:hint="cs"/>
-          <w:sz w:val="32"/>
-          <w:szCs w:val="32"/>
-          <w:cs/>
-        </w:rPr>
-        <w:t xml:space="preserve">กลาง พร้อมที่จัดเก็บบริบทส่วนกลาง (เช่น </w:t>
-      </w:r>
-      <w:r>
-        <w:rPr>
-          <w:rFonts w:ascii="TH SarabunPSK" w:hAnsi="TH SarabunPSK" w:cs="TH SarabunPSK" w:hint="cs"/>
-          <w:sz w:val="32"/>
-          <w:szCs w:val="32"/>
-        </w:rPr>
-        <w:t xml:space="preserve">Session Store) </w:t>
-      </w:r>
-      <w:r>
-        <w:rPr>
-          <w:rFonts w:ascii="TH SarabunPSK" w:hAnsi="TH SarabunPSK" w:cs="TH SarabunPSK" w:hint="cs"/>
-          <w:sz w:val="32"/>
-          <w:szCs w:val="32"/>
-          <w:cs/>
-        </w:rPr>
-        <w:t>และนโยบายการเข้าถึงหน่วยความจำ (ใครอ่าน เขียนได้) เพื่อลดความไม่สอดคล้องของข้อมูล ระบุ</w:t>
-      </w:r>
-      <w:proofErr w:type="spellStart"/>
-      <w:r>
-        <w:rPr>
-          <w:rFonts w:ascii="TH SarabunPSK" w:hAnsi="TH SarabunPSK" w:cs="TH SarabunPSK" w:hint="cs"/>
-          <w:sz w:val="32"/>
-          <w:szCs w:val="32"/>
-          <w:cs/>
-        </w:rPr>
-        <w:t>สคี</w:t>
-      </w:r>
-      <w:proofErr w:type="spellEnd"/>
-      <w:r>
-        <w:rPr>
-          <w:rFonts w:ascii="TH SarabunPSK" w:hAnsi="TH SarabunPSK" w:cs="TH SarabunPSK" w:hint="cs"/>
-          <w:sz w:val="32"/>
-          <w:szCs w:val="32"/>
-          <w:cs/>
-        </w:rPr>
-        <w:t xml:space="preserve">มาข้อความมาตรฐาน (มี </w:t>
-      </w:r>
-      <w:r>
-        <w:rPr>
-          <w:rFonts w:ascii="TH SarabunPSK" w:hAnsi="TH SarabunPSK" w:cs="TH SarabunPSK" w:hint="cs"/>
-          <w:sz w:val="32"/>
-          <w:szCs w:val="32"/>
-        </w:rPr>
-        <w:t>Session</w:t>
-      </w:r>
-      <w:r>
-        <w:rPr>
-          <w:rFonts w:ascii="TH SarabunPSK" w:hAnsi="TH SarabunPSK" w:cs="TH SarabunPSK" w:hint="cs"/>
-          <w:sz w:val="32"/>
-          <w:szCs w:val="32"/>
-          <w:cs/>
-        </w:rPr>
-        <w:t xml:space="preserve"> </w:t>
-      </w:r>
-      <w:r>
-        <w:rPr>
-          <w:rFonts w:ascii="TH SarabunPSK" w:hAnsi="TH SarabunPSK" w:cs="TH SarabunPSK" w:hint="cs"/>
-          <w:sz w:val="32"/>
-          <w:szCs w:val="32"/>
-        </w:rPr>
-        <w:t xml:space="preserve">Correlation ID) </w:t>
-      </w:r>
-      <w:r>
-        <w:rPr>
-          <w:rFonts w:ascii="TH SarabunPSK" w:hAnsi="TH SarabunPSK" w:cs="TH SarabunPSK" w:hint="cs"/>
-          <w:sz w:val="32"/>
-          <w:szCs w:val="32"/>
-          <w:cs/>
-        </w:rPr>
-        <w:t>แยกพื้นที่ความจำต่อเอเจน</w:t>
-      </w:r>
-      <w:proofErr w:type="spellStart"/>
-      <w:r>
-        <w:rPr>
-          <w:rFonts w:ascii="TH SarabunPSK" w:hAnsi="TH SarabunPSK" w:cs="TH SarabunPSK" w:hint="cs"/>
-          <w:sz w:val="32"/>
-          <w:szCs w:val="32"/>
-          <w:cs/>
-        </w:rPr>
-        <w:t>ต์</w:t>
-      </w:r>
-      <w:proofErr w:type="spellEnd"/>
-      <w:r>
-        <w:rPr>
-          <w:rFonts w:ascii="TH SarabunPSK" w:hAnsi="TH SarabunPSK" w:cs="TH SarabunPSK" w:hint="cs"/>
-          <w:sz w:val="32"/>
-          <w:szCs w:val="32"/>
-          <w:cs/>
-        </w:rPr>
-        <w:t xml:space="preserve"> ต่อโดเมนงาน ตั้งอายุข้อมูล (</w:t>
-      </w:r>
-      <w:r>
-        <w:rPr>
-          <w:rFonts w:ascii="TH SarabunPSK" w:hAnsi="TH SarabunPSK" w:cs="TH SarabunPSK" w:hint="cs"/>
-          <w:sz w:val="32"/>
-          <w:szCs w:val="32"/>
-        </w:rPr>
-        <w:t xml:space="preserve">TTL) </w:t>
-      </w:r>
-      <w:r>
-        <w:rPr>
-          <w:rFonts w:ascii="TH SarabunPSK" w:hAnsi="TH SarabunPSK" w:cs="TH SarabunPSK" w:hint="cs"/>
-          <w:sz w:val="32"/>
-          <w:szCs w:val="32"/>
-          <w:cs/>
-        </w:rPr>
-        <w:t>และสรุปบริบท (</w:t>
-      </w:r>
-      <w:r>
-        <w:rPr>
-          <w:rFonts w:ascii="TH SarabunPSK" w:hAnsi="TH SarabunPSK" w:cs="TH SarabunPSK" w:hint="cs"/>
-          <w:sz w:val="32"/>
-          <w:szCs w:val="32"/>
-        </w:rPr>
-        <w:t xml:space="preserve">Memory Summarization) </w:t>
-      </w:r>
-      <w:r>
-        <w:rPr>
-          <w:rFonts w:ascii="TH SarabunPSK" w:hAnsi="TH SarabunPSK" w:cs="TH SarabunPSK" w:hint="cs"/>
-          <w:sz w:val="32"/>
-          <w:szCs w:val="32"/>
-          <w:cs/>
-        </w:rPr>
-        <w:t>เป็นระยะ รวมถึงทดสอบเส้นทางการมอบหมายงานด้วยเคสจำลอง</w:t>
+        <w:t>ข้อเสนอแนะทั่วไป</w:t>
       </w:r>
     </w:p>
     <w:p>
@@ -3715,7 +3423,24 @@
           <w:cs/>
         </w:rPr>
         <w:tab/>
-        <w:t>5.4.1.2</w:t>
+      </w:r>
+      <w:r>
+        <w:rPr>
+          <w:rFonts w:ascii="TH SarabunPSK" w:hAnsi="TH SarabunPSK" w:cs="TH SarabunPSK" w:hint="cs"/>
+          <w:sz w:val="32"/>
+          <w:szCs w:val="32"/>
+          <w:cs/>
+        </w:rPr>
+        <w:t xml:space="preserve"> </w:t>
+      </w:r>
+      <w:r>
+        <w:rPr>
+          <w:rFonts w:ascii="TH SarabunPSK" w:hAnsi="TH SarabunPSK" w:cs="TH SarabunPSK" w:hint="cs"/>
+          <w:sz w:val="32"/>
+          <w:szCs w:val="32"/>
+          <w:cs/>
+        </w:rPr>
+        <w:t>5.4.1.1</w:t>
       </w:r>
       <w:r>
         <w:rPr>
@@ -3734,49 +3459,53 @@
           <w:szCs w:val="32"/>
           <w:cs/>
         </w:rPr>
-        <w:t xml:space="preserve">การควบคุมต้นทุนโทเคนของ </w:t>
-      </w:r>
-      <w:r>
-        <w:rPr>
-          <w:rFonts w:ascii="TH SarabunPSK" w:hAnsi="TH SarabunPSK" w:cs="TH SarabunPSK" w:hint="cs"/>
-          <w:sz w:val="32"/>
-          <w:szCs w:val="32"/>
-        </w:rPr>
-        <w:t xml:space="preserve">AI Agent </w:t>
-      </w:r>
-      <w:r>
-        <w:rPr>
-          <w:rFonts w:ascii="TH SarabunPSK" w:hAnsi="TH SarabunPSK" w:cs="TH SarabunPSK" w:hint="cs"/>
-          <w:sz w:val="32"/>
-          <w:szCs w:val="32"/>
-          <w:cs/>
-        </w:rPr>
-        <w:t>กำหนดงบโทเคนต่อคำขอ (</w:t>
-      </w:r>
-      <w:r>
-        <w:rPr>
-          <w:rFonts w:ascii="TH SarabunPSK" w:hAnsi="TH SarabunPSK" w:cs="TH SarabunPSK" w:hint="cs"/>
-          <w:sz w:val="32"/>
-          <w:szCs w:val="32"/>
-        </w:rPr>
-        <w:t xml:space="preserve">Prompt Budget) </w:t>
-      </w:r>
-      <w:r>
-        <w:rPr>
-          <w:rFonts w:ascii="TH SarabunPSK" w:hAnsi="TH SarabunPSK" w:cs="TH SarabunPSK" w:hint="cs"/>
-          <w:sz w:val="32"/>
-          <w:szCs w:val="32"/>
-          <w:cs/>
-        </w:rPr>
-        <w:t>ตัดบริบทส่วนเกินด้วยกฎคัดเลือก (</w:t>
-      </w:r>
-      <w:r>
-        <w:rPr>
-          <w:rFonts w:ascii="TH SarabunPSK" w:hAnsi="TH SarabunPSK" w:cs="TH SarabunPSK" w:hint="cs"/>
-          <w:sz w:val="32"/>
-          <w:szCs w:val="32"/>
-        </w:rPr>
-        <w:t>Top-k</w:t>
+        <w:t>การจัดสถาปัตยกรรมหน่วยความจำของหลายเอเจน</w:t>
+      </w:r>
+      <w:proofErr w:type="spellStart"/>
+      <w:r>
+        <w:rPr>
+          <w:rFonts w:ascii="TH SarabunPSK" w:hAnsi="TH SarabunPSK" w:cs="TH SarabunPSK" w:hint="cs"/>
+          <w:sz w:val="32"/>
+          <w:szCs w:val="32"/>
+          <w:cs/>
+        </w:rPr>
+        <w:t>ต์</w:t>
+      </w:r>
+      <w:proofErr w:type="spellEnd"/>
+      <w:r>
+        <w:rPr>
+          <w:rFonts w:ascii="TH SarabunPSK" w:hAnsi="TH SarabunPSK" w:cs="TH SarabunPSK" w:hint="cs"/>
+          <w:sz w:val="32"/>
+          <w:szCs w:val="32"/>
+          <w:cs/>
+        </w:rPr>
+        <w:t>ให้เป็นหนึ่งเดียว กำหนด “ตัวประสานบริบท</w:t>
+      </w:r>
+      <w:r>
+        <w:rPr>
+          <w:rFonts w:ascii="TH SarabunPSK" w:hAnsi="TH SarabunPSK" w:cs="TH SarabunPSK" w:hint="cs"/>
+          <w:sz w:val="32"/>
+          <w:szCs w:val="32"/>
+          <w:cs/>
+        </w:rPr>
+        <w:t>และ</w:t>
+      </w:r>
+      <w:r>
+        <w:rPr>
+          <w:rFonts w:ascii="TH SarabunPSK" w:hAnsi="TH SarabunPSK" w:cs="TH SarabunPSK" w:hint="cs"/>
+          <w:sz w:val="32"/>
+          <w:szCs w:val="32"/>
+          <w:cs/>
+        </w:rPr>
+        <w:t>ตัวจัดเส้นทาง (</w:t>
+      </w:r>
+      <w:r>
+        <w:rPr>
+          <w:rFonts w:ascii="TH SarabunPSK" w:hAnsi="TH SarabunPSK" w:cs="TH SarabunPSK" w:hint="cs"/>
+          <w:sz w:val="32"/>
+          <w:szCs w:val="32"/>
+        </w:rPr>
+        <w:t>Orchestrator</w:t>
       </w:r>
       <w:r>
         <w:rPr>
@@ -3793,24 +3522,79 @@
           <w:sz w:val="32"/>
           <w:szCs w:val="32"/>
         </w:rPr>
-        <w:t xml:space="preserve">Threshold) </w:t>
-      </w:r>
-      <w:r>
-        <w:rPr>
-          <w:rFonts w:ascii="TH SarabunPSK" w:hAnsi="TH SarabunPSK" w:cs="TH SarabunPSK" w:hint="cs"/>
-          <w:sz w:val="32"/>
-          <w:szCs w:val="32"/>
-          <w:cs/>
-        </w:rPr>
-        <w:t>ใช้แบบฟอร์มคำตอบกะทัดรัด เปิดแคชผลลัพธ์เครื่องมือ ลดการเรียกซ้ำ ตั้งเพดานจำนวนรอบการวางแผน เรียกเครื่องมือ (</w:t>
-      </w:r>
-      <w:r>
-        <w:rPr>
-          <w:rFonts w:ascii="TH SarabunPSK" w:hAnsi="TH SarabunPSK" w:cs="TH SarabunPSK" w:hint="cs"/>
-          <w:sz w:val="32"/>
-          <w:szCs w:val="32"/>
-        </w:rPr>
-        <w:t>Max Iterations</w:t>
+        <w:t xml:space="preserve">Router)” </w:t>
+      </w:r>
+      <w:r>
+        <w:rPr>
+          <w:rFonts w:ascii="TH SarabunPSK" w:hAnsi="TH SarabunPSK" w:cs="TH SarabunPSK" w:hint="cs"/>
+          <w:sz w:val="32"/>
+          <w:szCs w:val="32"/>
+          <w:cs/>
+        </w:rPr>
+        <w:t xml:space="preserve">กลาง พร้อมที่จัดเก็บบริบทส่วนกลาง (เช่น </w:t>
+      </w:r>
+      <w:r>
+        <w:rPr>
+          <w:rFonts w:ascii="TH SarabunPSK" w:hAnsi="TH SarabunPSK" w:cs="TH SarabunPSK" w:hint="cs"/>
+          <w:sz w:val="32"/>
+          <w:szCs w:val="32"/>
+        </w:rPr>
+        <w:t xml:space="preserve">Session Store) </w:t>
+      </w:r>
+      <w:r>
+        <w:rPr>
+          <w:rFonts w:ascii="TH SarabunPSK" w:hAnsi="TH SarabunPSK" w:cs="TH SarabunPSK" w:hint="cs"/>
+          <w:sz w:val="32"/>
+          <w:szCs w:val="32"/>
+          <w:cs/>
+        </w:rPr>
+        <w:t>และนโยบายการเข้าถึงหน่วยความจำ (ใครอ่าน</w:t>
+      </w:r>
+      <w:r>
+        <w:rPr>
+          <w:rFonts w:ascii="TH SarabunPSK" w:hAnsi="TH SarabunPSK" w:cs="TH SarabunPSK" w:hint="cs"/>
+          <w:sz w:val="32"/>
+          <w:szCs w:val="32"/>
+          <w:cs/>
+        </w:rPr>
+        <w:t>หรือ</w:t>
+      </w:r>
+      <w:r>
+        <w:rPr>
+          <w:rFonts w:ascii="TH SarabunPSK" w:hAnsi="TH SarabunPSK" w:cs="TH SarabunPSK" w:hint="cs"/>
+          <w:sz w:val="32"/>
+          <w:szCs w:val="32"/>
+          <w:cs/>
+        </w:rPr>
+        <w:t>เขียนได้) เพื่อลดความไม่สอดคล้องของข้อมูล ระบุ</w:t>
+      </w:r>
+      <w:proofErr w:type="spellStart"/>
+      <w:r>
+        <w:rPr>
+          <w:rFonts w:ascii="TH SarabunPSK" w:hAnsi="TH SarabunPSK" w:cs="TH SarabunPSK" w:hint="cs"/>
+          <w:sz w:val="32"/>
+          <w:szCs w:val="32"/>
+          <w:cs/>
+        </w:rPr>
+        <w:t>สคี</w:t>
+      </w:r>
+      <w:proofErr w:type="spellEnd"/>
+      <w:r>
+        <w:rPr>
+          <w:rFonts w:ascii="TH SarabunPSK" w:hAnsi="TH SarabunPSK" w:cs="TH SarabunPSK" w:hint="cs"/>
+          <w:sz w:val="32"/>
+          <w:szCs w:val="32"/>
+          <w:cs/>
+        </w:rPr>
+        <w:t xml:space="preserve">มาข้อความมาตรฐาน (มี </w:t>
+      </w:r>
+      <w:r>
+        <w:rPr>
+          <w:rFonts w:ascii="TH SarabunPSK" w:hAnsi="TH SarabunPSK" w:cs="TH SarabunPSK" w:hint="cs"/>
+          <w:sz w:val="32"/>
+          <w:szCs w:val="32"/>
+        </w:rPr>
+        <w:t>Session</w:t>
       </w:r>
       <w:r>
         <w:rPr>
@@ -3827,16 +3611,16 @@
           <w:sz w:val="32"/>
           <w:szCs w:val="32"/>
         </w:rPr>
-        <w:t xml:space="preserve">Depth) </w:t>
-      </w:r>
-      <w:r>
-        <w:rPr>
-          <w:rFonts w:ascii="TH SarabunPSK" w:hAnsi="TH SarabunPSK" w:cs="TH SarabunPSK" w:hint="cs"/>
-          <w:sz w:val="32"/>
-          <w:szCs w:val="32"/>
-          <w:cs/>
-        </w:rPr>
-        <w:t>ใช้โมเดลขนาดเล็กสำหรับขั้นตอนคัดกรองเจตนา และติดตามต้นทุนแบบเรียลไทม์ด้วย</w:t>
+        <w:t xml:space="preserve">Correlation ID) </w:t>
+      </w:r>
+      <w:r>
+        <w:rPr>
+          <w:rFonts w:ascii="TH SarabunPSK" w:hAnsi="TH SarabunPSK" w:cs="TH SarabunPSK" w:hint="cs"/>
+          <w:sz w:val="32"/>
+          <w:szCs w:val="32"/>
+          <w:cs/>
+        </w:rPr>
+        <w:t>แยกพื้นที่ความจำต่อเอเจน</w:t>
       </w:r>
       <w:proofErr w:type="spellStart"/>
       <w:r>
@@ -3846,7 +3630,7 @@
           <w:szCs w:val="32"/>
           <w:cs/>
         </w:rPr>
-        <w:t>แดช</w:t>
+        <w:t>ต์</w:t>
       </w:r>
       <w:proofErr w:type="spellEnd"/>
       <w:r>
@@ -3856,7 +3640,41 @@
           <w:szCs w:val="32"/>
           <w:cs/>
         </w:rPr>
-        <w:t>บอร์ดการใช้งาน</w:t>
+        <w:t xml:space="preserve"> ต่อโดเมนงาน ตั้งอายุข้อมูล (</w:t>
+      </w:r>
+      <w:r>
+        <w:rPr>
+          <w:rFonts w:ascii="TH SarabunPSK" w:hAnsi="TH SarabunPSK" w:cs="TH SarabunPSK" w:hint="cs"/>
+          <w:sz w:val="32"/>
+          <w:szCs w:val="32"/>
+        </w:rPr>
+        <w:t xml:space="preserve">TTL) </w:t>
+      </w:r>
+      <w:r>
+        <w:rPr>
+          <w:rFonts w:ascii="TH SarabunPSK" w:hAnsi="TH SarabunPSK" w:cs="TH SarabunPSK" w:hint="cs"/>
+          <w:sz w:val="32"/>
+          <w:szCs w:val="32"/>
+          <w:cs/>
+        </w:rPr>
+        <w:t>และสรุปบริบท (</w:t>
+      </w:r>
+      <w:r>
+        <w:rPr>
+          <w:rFonts w:ascii="TH SarabunPSK" w:hAnsi="TH SarabunPSK" w:cs="TH SarabunPSK" w:hint="cs"/>
+          <w:sz w:val="32"/>
+          <w:szCs w:val="32"/>
+        </w:rPr>
+        <w:t xml:space="preserve">Memory Summarization) </w:t>
+      </w:r>
+      <w:r>
+        <w:rPr>
+          <w:rFonts w:ascii="TH SarabunPSK" w:hAnsi="TH SarabunPSK" w:cs="TH SarabunPSK" w:hint="cs"/>
+          <w:sz w:val="32"/>
+          <w:szCs w:val="32"/>
+          <w:cs/>
+        </w:rPr>
+        <w:t>เป็นระยะ รวมถึงทดสอบเส้นทางการมอบหมายงานด้วยเคสจำลอง</w:t>
       </w:r>
     </w:p>
     <w:p>
@@ -3891,15 +3709,27 @@
           <w:rFonts w:ascii="TH SarabunPSK" w:hAnsi="TH SarabunPSK" w:cs="TH SarabunPSK" w:hint="cs"/>
           <w:sz w:val="32"/>
           <w:szCs w:val="32"/>
-        </w:rPr>
-        <w:t>5.4.2</w:t>
-      </w:r>
-      <w:r>
-        <w:rPr>
-          <w:rFonts w:ascii="TH SarabunPSK" w:hAnsi="TH SarabunPSK" w:cs="TH SarabunPSK"/>
+          <w:cs/>
+        </w:rPr>
+        <w:tab/>
+      </w:r>
+      <w:r>
+        <w:rPr>
+          <w:rFonts w:ascii="TH SarabunPSK" w:hAnsi="TH SarabunPSK" w:cs="TH SarabunPSK" w:hint="cs"/>
+          <w:sz w:val="32"/>
+          <w:szCs w:val="32"/>
+          <w:cs/>
+        </w:rPr>
+        <w:tab/>
+        <w:t>5.4.1.2</w:t>
+      </w:r>
+      <w:r>
+        <w:rPr>
+          <w:rFonts w:ascii="TH SarabunPSK" w:hAnsi="TH SarabunPSK" w:cs="TH SarabunPSK" w:hint="cs"/>
           <w:color w:val="FFFFFF" w:themeColor="background1"/>
           <w:sz w:val="32"/>
           <w:szCs w:val="32"/>
+          <w:cs/>
         </w:rPr>
         <w:t>**</w:t>
       </w:r>
@@ -3910,7 +3740,129 @@
           <w:szCs w:val="32"/>
           <w:cs/>
         </w:rPr>
-        <w:t>ข้อเสนอแนะเพื่อการทำโครงงานสหกิจศึกษาครั้งต่อไป</w:t>
+        <w:t xml:space="preserve">การควบคุมต้นทุนโทเคนของ </w:t>
+      </w:r>
+      <w:r>
+        <w:rPr>
+          <w:rFonts w:ascii="TH SarabunPSK" w:hAnsi="TH SarabunPSK" w:cs="TH SarabunPSK" w:hint="cs"/>
+          <w:sz w:val="32"/>
+          <w:szCs w:val="32"/>
+        </w:rPr>
+        <w:t xml:space="preserve">AI Agent </w:t>
+      </w:r>
+      <w:r>
+        <w:rPr>
+          <w:rFonts w:ascii="TH SarabunPSK" w:hAnsi="TH SarabunPSK" w:cs="TH SarabunPSK" w:hint="cs"/>
+          <w:sz w:val="32"/>
+          <w:szCs w:val="32"/>
+          <w:cs/>
+        </w:rPr>
+        <w:t>กำหนดงบโทเคนต่อคำขอ (</w:t>
+      </w:r>
+      <w:r>
+        <w:rPr>
+          <w:rFonts w:ascii="TH SarabunPSK" w:hAnsi="TH SarabunPSK" w:cs="TH SarabunPSK" w:hint="cs"/>
+          <w:sz w:val="32"/>
+          <w:szCs w:val="32"/>
+        </w:rPr>
+        <w:t xml:space="preserve">Prompt Budget) </w:t>
+      </w:r>
+      <w:r>
+        <w:rPr>
+          <w:rFonts w:ascii="TH SarabunPSK" w:hAnsi="TH SarabunPSK" w:cs="TH SarabunPSK" w:hint="cs"/>
+          <w:sz w:val="32"/>
+          <w:szCs w:val="32"/>
+          <w:cs/>
+        </w:rPr>
+        <w:t>ตัดบริบทส่วนเกินด้วยกฎคัดเลือก (</w:t>
+      </w:r>
+      <w:r>
+        <w:rPr>
+          <w:rFonts w:ascii="TH SarabunPSK" w:hAnsi="TH SarabunPSK" w:cs="TH SarabunPSK" w:hint="cs"/>
+          <w:sz w:val="32"/>
+          <w:szCs w:val="32"/>
+        </w:rPr>
+        <w:t>Top-k</w:t>
+      </w:r>
+      <w:r>
+        <w:rPr>
+          <w:rFonts w:ascii="TH SarabunPSK" w:hAnsi="TH SarabunPSK" w:cs="TH SarabunPSK" w:hint="cs"/>
+          <w:sz w:val="32"/>
+          <w:szCs w:val="32"/>
+          <w:cs/>
+        </w:rPr>
+        <w:t xml:space="preserve"> </w:t>
+      </w:r>
+      <w:r>
+        <w:rPr>
+          <w:rFonts w:ascii="TH SarabunPSK" w:hAnsi="TH SarabunPSK" w:cs="TH SarabunPSK" w:hint="cs"/>
+          <w:sz w:val="32"/>
+          <w:szCs w:val="32"/>
+        </w:rPr>
+        <w:t xml:space="preserve">Threshold) </w:t>
+      </w:r>
+      <w:r>
+        <w:rPr>
+          <w:rFonts w:ascii="TH SarabunPSK" w:hAnsi="TH SarabunPSK" w:cs="TH SarabunPSK" w:hint="cs"/>
+          <w:sz w:val="32"/>
+          <w:szCs w:val="32"/>
+          <w:cs/>
+        </w:rPr>
+        <w:t>ใช้แบบฟอร์มคำตอบกะทัดรัด เปิดแคชผลลัพธ์เครื่องมือ ลดการเรียกซ้ำ ตั้งเพดานจำนวนรอบการวางแผน เรียกเครื่องมือ (</w:t>
+      </w:r>
+      <w:r>
+        <w:rPr>
+          <w:rFonts w:ascii="TH SarabunPSK" w:hAnsi="TH SarabunPSK" w:cs="TH SarabunPSK" w:hint="cs"/>
+          <w:sz w:val="32"/>
+          <w:szCs w:val="32"/>
+        </w:rPr>
+        <w:t>Max Iterations</w:t>
+      </w:r>
+      <w:r>
+        <w:rPr>
+          <w:rFonts w:ascii="TH SarabunPSK" w:hAnsi="TH SarabunPSK" w:cs="TH SarabunPSK" w:hint="cs"/>
+          <w:sz w:val="32"/>
+          <w:szCs w:val="32"/>
+          <w:cs/>
+        </w:rPr>
+        <w:t xml:space="preserve"> </w:t>
+      </w:r>
+      <w:r>
+        <w:rPr>
+          <w:rFonts w:ascii="TH SarabunPSK" w:hAnsi="TH SarabunPSK" w:cs="TH SarabunPSK" w:hint="cs"/>
+          <w:sz w:val="32"/>
+          <w:szCs w:val="32"/>
+        </w:rPr>
+        <w:t xml:space="preserve">Depth) </w:t>
+      </w:r>
+      <w:r>
+        <w:rPr>
+          <w:rFonts w:ascii="TH SarabunPSK" w:hAnsi="TH SarabunPSK" w:cs="TH SarabunPSK" w:hint="cs"/>
+          <w:sz w:val="32"/>
+          <w:szCs w:val="32"/>
+          <w:cs/>
+        </w:rPr>
+        <w:t>ใช้โมเดลขนาดเล็กสำหรับขั้นตอนคัดกรองเจตนา และติดตามต้นทุนแบบเรียลไทม์ด้วย</w:t>
+      </w:r>
+      <w:proofErr w:type="spellStart"/>
+      <w:r>
+        <w:rPr>
+          <w:rFonts w:ascii="TH SarabunPSK" w:hAnsi="TH SarabunPSK" w:cs="TH SarabunPSK" w:hint="cs"/>
+          <w:sz w:val="32"/>
+          <w:szCs w:val="32"/>
+          <w:cs/>
+        </w:rPr>
+        <w:t>แดช</w:t>
+      </w:r>
+      <w:proofErr w:type="spellEnd"/>
+      <w:r>
+        <w:rPr>
+          <w:rFonts w:ascii="TH SarabunPSK" w:hAnsi="TH SarabunPSK" w:cs="TH SarabunPSK" w:hint="cs"/>
+          <w:sz w:val="32"/>
+          <w:szCs w:val="32"/>
+          <w:cs/>
+        </w:rPr>
+        <w:t>บอร์ดการใช้งาน</w:t>
       </w:r>
     </w:p>
     <w:p>
@@ -3945,44 +3897,15 @@
           <w:rFonts w:ascii="TH SarabunPSK" w:hAnsi="TH SarabunPSK" w:cs="TH SarabunPSK" w:hint="cs"/>
           <w:sz w:val="32"/>
           <w:szCs w:val="32"/>
-          <w:cs/>
-        </w:rPr>
-        <w:tab/>
-      </w:r>
-      <w:r>
-        <w:rPr>
-          <w:rFonts w:ascii="TH SarabunPSK" w:hAnsi="TH SarabunPSK" w:cs="TH SarabunPSK" w:hint="cs"/>
-          <w:sz w:val="32"/>
-          <w:szCs w:val="32"/>
-          <w:cs/>
-        </w:rPr>
-        <w:tab/>
-      </w:r>
-      <w:r>
-        <w:rPr>
-          <w:rFonts w:ascii="TH SarabunPSK" w:hAnsi="TH SarabunPSK" w:cs="TH SarabunPSK" w:hint="cs"/>
-          <w:sz w:val="32"/>
-          <w:szCs w:val="32"/>
-          <w:cs/>
-        </w:rPr>
-        <w:t xml:space="preserve"> </w:t>
-      </w:r>
-      <w:r>
-        <w:rPr>
-          <w:rFonts w:ascii="TH SarabunPSK" w:hAnsi="TH SarabunPSK" w:cs="TH SarabunPSK" w:hint="cs"/>
-          <w:sz w:val="32"/>
-          <w:szCs w:val="32"/>
-          <w:cs/>
-        </w:rPr>
-        <w:t>5.4.2.1</w:t>
-      </w:r>
-      <w:r>
-        <w:rPr>
-          <w:rFonts w:ascii="TH SarabunPSK" w:hAnsi="TH SarabunPSK" w:cs="TH SarabunPSK" w:hint="cs"/>
+        </w:rPr>
+        <w:t>5.4.2</w:t>
+      </w:r>
+      <w:r>
+        <w:rPr>
+          <w:rFonts w:ascii="TH SarabunPSK" w:hAnsi="TH SarabunPSK" w:cs="TH SarabunPSK"/>
           <w:color w:val="FFFFFF" w:themeColor="background1"/>
           <w:sz w:val="32"/>
           <w:szCs w:val="32"/>
-          <w:cs/>
         </w:rPr>
         <w:t>**</w:t>
       </w:r>
@@ -3993,203 +3916,7 @@
           <w:szCs w:val="32"/>
           <w:cs/>
         </w:rPr>
-        <w:t>เกณฑ์การแยกงานระหว่าง</w:t>
-      </w:r>
-      <w:proofErr w:type="spellStart"/>
-      <w:r>
-        <w:rPr>
-          <w:rFonts w:ascii="TH SarabunPSK" w:hAnsi="TH SarabunPSK" w:cs="TH SarabunPSK" w:hint="cs"/>
-          <w:sz w:val="32"/>
-          <w:szCs w:val="32"/>
-          <w:cs/>
-        </w:rPr>
-        <w:t>เวิร์กโฟลว์</w:t>
-      </w:r>
-      <w:proofErr w:type="spellEnd"/>
-      <w:r>
-        <w:rPr>
-          <w:rFonts w:ascii="TH SarabunPSK" w:hAnsi="TH SarabunPSK" w:cs="TH SarabunPSK" w:hint="cs"/>
-          <w:sz w:val="32"/>
-          <w:szCs w:val="32"/>
-          <w:cs/>
-        </w:rPr>
-        <w:t xml:space="preserve">บน </w:t>
-      </w:r>
-      <w:r>
-        <w:rPr>
-          <w:rFonts w:ascii="TH SarabunPSK" w:hAnsi="TH SarabunPSK" w:cs="TH SarabunPSK" w:hint="cs"/>
-          <w:sz w:val="32"/>
-          <w:szCs w:val="32"/>
-        </w:rPr>
-        <w:t>n</w:t>
-      </w:r>
-      <w:r>
-        <w:rPr>
-          <w:rFonts w:ascii="TH SarabunPSK" w:hAnsi="TH SarabunPSK" w:cs="TH SarabunPSK" w:hint="cs"/>
-          <w:sz w:val="32"/>
-          <w:szCs w:val="32"/>
-          <w:cs/>
-        </w:rPr>
-        <w:t>8</w:t>
-      </w:r>
-      <w:r>
-        <w:rPr>
-          <w:rFonts w:ascii="TH SarabunPSK" w:hAnsi="TH SarabunPSK" w:cs="TH SarabunPSK" w:hint="cs"/>
-          <w:sz w:val="32"/>
-          <w:szCs w:val="32"/>
-        </w:rPr>
-        <w:t xml:space="preserve">n </w:t>
-      </w:r>
-      <w:r>
-        <w:rPr>
-          <w:rFonts w:ascii="TH SarabunPSK" w:hAnsi="TH SarabunPSK" w:cs="TH SarabunPSK" w:hint="cs"/>
-          <w:sz w:val="32"/>
-          <w:szCs w:val="32"/>
-          <w:cs/>
-        </w:rPr>
-        <w:t xml:space="preserve">กับการพัฒนาแบบเขียนโปรแกรมโดยตรง ตั้ง “ตารางตัดสินใจ” ว่า งานใดควรอยู่บน </w:t>
-      </w:r>
-      <w:r>
-        <w:rPr>
-          <w:rFonts w:ascii="TH SarabunPSK" w:hAnsi="TH SarabunPSK" w:cs="TH SarabunPSK" w:hint="cs"/>
-          <w:sz w:val="32"/>
-          <w:szCs w:val="32"/>
-        </w:rPr>
-        <w:t>n</w:t>
-      </w:r>
-      <w:r>
-        <w:rPr>
-          <w:rFonts w:ascii="TH SarabunPSK" w:hAnsi="TH SarabunPSK" w:cs="TH SarabunPSK" w:hint="cs"/>
-          <w:sz w:val="32"/>
-          <w:szCs w:val="32"/>
-          <w:cs/>
-        </w:rPr>
-        <w:t>8</w:t>
-      </w:r>
-      <w:r>
-        <w:rPr>
-          <w:rFonts w:ascii="TH SarabunPSK" w:hAnsi="TH SarabunPSK" w:cs="TH SarabunPSK" w:hint="cs"/>
-          <w:sz w:val="32"/>
-          <w:szCs w:val="32"/>
-        </w:rPr>
-        <w:t>n (</w:t>
-      </w:r>
-      <w:r>
-        <w:rPr>
-          <w:rFonts w:ascii="TH SarabunPSK" w:hAnsi="TH SarabunPSK" w:cs="TH SarabunPSK" w:hint="cs"/>
-          <w:sz w:val="32"/>
-          <w:szCs w:val="32"/>
-          <w:cs/>
-        </w:rPr>
-        <w:t xml:space="preserve">ต้นแบบ เร็ว เชื่อมระบบพื้นฐาน งานเชิงกำหนดการ) และงานใดควรย้ายไปพัฒนาเป็นบริการโค้ด (งานเชิงสถานะ ซับซ้อน วนลูปยาว ปริมาณเรียกสูง ต้องทดสอบ </w:t>
-      </w:r>
-      <w:proofErr w:type="spellStart"/>
-      <w:r>
-        <w:rPr>
-          <w:rFonts w:ascii="TH SarabunPSK" w:hAnsi="TH SarabunPSK" w:cs="TH SarabunPSK" w:hint="cs"/>
-          <w:sz w:val="32"/>
-          <w:szCs w:val="32"/>
-          <w:cs/>
-        </w:rPr>
-        <w:t>เวอร์ชัน</w:t>
-      </w:r>
-      <w:proofErr w:type="spellEnd"/>
-      <w:r>
-        <w:rPr>
-          <w:rFonts w:ascii="TH SarabunPSK" w:hAnsi="TH SarabunPSK" w:cs="TH SarabunPSK" w:hint="cs"/>
-          <w:sz w:val="32"/>
-          <w:szCs w:val="32"/>
-          <w:cs/>
-        </w:rPr>
-        <w:t xml:space="preserve">จริงจัง) พร้อมใช้แนวทาง </w:t>
-      </w:r>
-      <w:r>
-        <w:rPr>
-          <w:rFonts w:ascii="TH SarabunPSK" w:hAnsi="TH SarabunPSK" w:cs="TH SarabunPSK" w:hint="cs"/>
-          <w:sz w:val="32"/>
-          <w:szCs w:val="32"/>
-        </w:rPr>
-        <w:t>workflow-as-code (</w:t>
-      </w:r>
-      <w:r>
-        <w:rPr>
-          <w:rFonts w:ascii="TH SarabunPSK" w:hAnsi="TH SarabunPSK" w:cs="TH SarabunPSK" w:hint="cs"/>
-          <w:sz w:val="32"/>
-          <w:szCs w:val="32"/>
-          <w:cs/>
-        </w:rPr>
-        <w:t>เก็บไฟล์</w:t>
-      </w:r>
-      <w:proofErr w:type="spellStart"/>
-      <w:r>
-        <w:rPr>
-          <w:rFonts w:ascii="TH SarabunPSK" w:hAnsi="TH SarabunPSK" w:cs="TH SarabunPSK" w:hint="cs"/>
-          <w:sz w:val="32"/>
-          <w:szCs w:val="32"/>
-          <w:cs/>
-        </w:rPr>
-        <w:t>เวิร์กโฟลว์</w:t>
-      </w:r>
-      <w:proofErr w:type="spellEnd"/>
-      <w:r>
-        <w:rPr>
-          <w:rFonts w:ascii="TH SarabunPSK" w:hAnsi="TH SarabunPSK" w:cs="TH SarabunPSK" w:hint="cs"/>
-          <w:sz w:val="32"/>
-          <w:szCs w:val="32"/>
-          <w:cs/>
-        </w:rPr>
-        <w:t xml:space="preserve">ใน </w:t>
-      </w:r>
-      <w:r>
-        <w:rPr>
-          <w:rFonts w:ascii="TH SarabunPSK" w:hAnsi="TH SarabunPSK" w:cs="TH SarabunPSK" w:hint="cs"/>
-          <w:sz w:val="32"/>
-          <w:szCs w:val="32"/>
-        </w:rPr>
-        <w:t xml:space="preserve">Git), </w:t>
-      </w:r>
-      <w:r>
-        <w:rPr>
-          <w:rFonts w:ascii="TH SarabunPSK" w:hAnsi="TH SarabunPSK" w:cs="TH SarabunPSK" w:hint="cs"/>
-          <w:sz w:val="32"/>
-          <w:szCs w:val="32"/>
-          <w:cs/>
-        </w:rPr>
-        <w:t xml:space="preserve">ตั้ง </w:t>
-      </w:r>
-      <w:r>
-        <w:rPr>
-          <w:rFonts w:ascii="TH SarabunPSK" w:hAnsi="TH SarabunPSK" w:cs="TH SarabunPSK" w:hint="cs"/>
-          <w:sz w:val="32"/>
-          <w:szCs w:val="32"/>
-        </w:rPr>
-        <w:t xml:space="preserve">CI </w:t>
-      </w:r>
-      <w:r>
-        <w:rPr>
-          <w:rFonts w:ascii="TH SarabunPSK" w:hAnsi="TH SarabunPSK" w:cs="TH SarabunPSK" w:hint="cs"/>
-          <w:sz w:val="32"/>
-          <w:szCs w:val="32"/>
-          <w:cs/>
-        </w:rPr>
-        <w:t>สำหรับทดสอบ ตรวจสอบ</w:t>
-      </w:r>
-      <w:r>
-        <w:rPr>
-          <w:rFonts w:ascii="TH SarabunPSK" w:hAnsi="TH SarabunPSK" w:cs="TH SarabunPSK" w:hint="cs"/>
-          <w:sz w:val="32"/>
-          <w:szCs w:val="32"/>
-        </w:rPr>
-        <w:t xml:space="preserve">, </w:t>
-      </w:r>
-      <w:r>
-        <w:rPr>
-          <w:rFonts w:ascii="TH SarabunPSK" w:hAnsi="TH SarabunPSK" w:cs="TH SarabunPSK" w:hint="cs"/>
-          <w:sz w:val="32"/>
-          <w:szCs w:val="32"/>
-          <w:cs/>
-        </w:rPr>
-        <w:t>และแยกเป็นโมดูล บริการย่อยเพื่อรองรับการขยายตัวและการบำรุงรักษา</w:t>
+        <w:t>ข้อเสนอแนะเพื่อการทำโครงงานสหกิจศึกษาครั้งต่อไป</w:t>
       </w:r>
     </w:p>
     <w:p>
@@ -4253,6 +3980,321 @@
           <w:szCs w:val="32"/>
           <w:cs/>
         </w:rPr>
+        <w:t>5.4.2.1</w:t>
+      </w:r>
+      <w:r>
+        <w:rPr>
+          <w:rFonts w:ascii="TH SarabunPSK" w:hAnsi="TH SarabunPSK" w:cs="TH SarabunPSK" w:hint="cs"/>
+          <w:color w:val="FFFFFF" w:themeColor="background1"/>
+          <w:sz w:val="32"/>
+          <w:szCs w:val="32"/>
+          <w:cs/>
+        </w:rPr>
+        <w:t>**</w:t>
+      </w:r>
+      <w:r>
+        <w:rPr>
+          <w:rFonts w:ascii="TH SarabunPSK" w:hAnsi="TH SarabunPSK" w:cs="TH SarabunPSK" w:hint="cs"/>
+          <w:sz w:val="32"/>
+          <w:szCs w:val="32"/>
+          <w:cs/>
+        </w:rPr>
+        <w:t>เกณฑ์การแยกงานระหว่าง</w:t>
+      </w:r>
+      <w:proofErr w:type="spellStart"/>
+      <w:r>
+        <w:rPr>
+          <w:rFonts w:ascii="TH SarabunPSK" w:hAnsi="TH SarabunPSK" w:cs="TH SarabunPSK" w:hint="cs"/>
+          <w:sz w:val="32"/>
+          <w:szCs w:val="32"/>
+          <w:cs/>
+        </w:rPr>
+        <w:t>เวิร์กโฟลว์</w:t>
+      </w:r>
+      <w:proofErr w:type="spellEnd"/>
+      <w:r>
+        <w:rPr>
+          <w:rFonts w:ascii="TH SarabunPSK" w:hAnsi="TH SarabunPSK" w:cs="TH SarabunPSK" w:hint="cs"/>
+          <w:sz w:val="32"/>
+          <w:szCs w:val="32"/>
+          <w:cs/>
+        </w:rPr>
+        <w:t xml:space="preserve">บน </w:t>
+      </w:r>
+      <w:r>
+        <w:rPr>
+          <w:rFonts w:ascii="TH SarabunPSK" w:hAnsi="TH SarabunPSK" w:cs="TH SarabunPSK" w:hint="cs"/>
+          <w:sz w:val="32"/>
+          <w:szCs w:val="32"/>
+        </w:rPr>
+        <w:t>n</w:t>
+      </w:r>
+      <w:r>
+        <w:rPr>
+          <w:rFonts w:ascii="TH SarabunPSK" w:hAnsi="TH SarabunPSK" w:cs="TH SarabunPSK" w:hint="cs"/>
+          <w:sz w:val="32"/>
+          <w:szCs w:val="32"/>
+          <w:cs/>
+        </w:rPr>
+        <w:t>8</w:t>
+      </w:r>
+      <w:r>
+        <w:rPr>
+          <w:rFonts w:ascii="TH SarabunPSK" w:hAnsi="TH SarabunPSK" w:cs="TH SarabunPSK" w:hint="cs"/>
+          <w:sz w:val="32"/>
+          <w:szCs w:val="32"/>
+        </w:rPr>
+        <w:t xml:space="preserve">n </w:t>
+      </w:r>
+      <w:r>
+        <w:rPr>
+          <w:rFonts w:ascii="TH SarabunPSK" w:hAnsi="TH SarabunPSK" w:cs="TH SarabunPSK" w:hint="cs"/>
+          <w:sz w:val="32"/>
+          <w:szCs w:val="32"/>
+          <w:cs/>
+        </w:rPr>
+        <w:t xml:space="preserve">กับการพัฒนาแบบเขียนโปรแกรมโดยตรง ตั้ง “ตารางตัดสินใจ” ว่า งานใดควรอยู่บน </w:t>
+      </w:r>
+      <w:r>
+        <w:rPr>
+          <w:rFonts w:ascii="TH SarabunPSK" w:hAnsi="TH SarabunPSK" w:cs="TH SarabunPSK" w:hint="cs"/>
+          <w:sz w:val="32"/>
+          <w:szCs w:val="32"/>
+        </w:rPr>
+        <w:t>n</w:t>
+      </w:r>
+      <w:r>
+        <w:rPr>
+          <w:rFonts w:ascii="TH SarabunPSK" w:hAnsi="TH SarabunPSK" w:cs="TH SarabunPSK" w:hint="cs"/>
+          <w:sz w:val="32"/>
+          <w:szCs w:val="32"/>
+          <w:cs/>
+        </w:rPr>
+        <w:t>8</w:t>
+      </w:r>
+      <w:r>
+        <w:rPr>
+          <w:rFonts w:ascii="TH SarabunPSK" w:hAnsi="TH SarabunPSK" w:cs="TH SarabunPSK" w:hint="cs"/>
+          <w:sz w:val="32"/>
+          <w:szCs w:val="32"/>
+        </w:rPr>
+        <w:t>n (</w:t>
+      </w:r>
+      <w:r>
+        <w:rPr>
+          <w:rFonts w:ascii="TH SarabunPSK" w:hAnsi="TH SarabunPSK" w:cs="TH SarabunPSK" w:hint="cs"/>
+          <w:sz w:val="32"/>
+          <w:szCs w:val="32"/>
+          <w:cs/>
+        </w:rPr>
+        <w:t xml:space="preserve">ต้นแบบ เร็ว เชื่อมระบบพื้นฐาน งานเชิงกำหนดการ) และงานใดควรย้ายไปพัฒนาเป็นบริการโค้ด (งานเชิงสถานะ ซับซ้อน วนลูปยาว ปริมาณเรียกสูง ต้องทดสอบ </w:t>
+      </w:r>
+      <w:proofErr w:type="spellStart"/>
+      <w:r>
+        <w:rPr>
+          <w:rFonts w:ascii="TH SarabunPSK" w:hAnsi="TH SarabunPSK" w:cs="TH SarabunPSK" w:hint="cs"/>
+          <w:sz w:val="32"/>
+          <w:szCs w:val="32"/>
+          <w:cs/>
+        </w:rPr>
+        <w:t>เวอร์ชัน</w:t>
+      </w:r>
+      <w:proofErr w:type="spellEnd"/>
+      <w:r>
+        <w:rPr>
+          <w:rFonts w:ascii="TH SarabunPSK" w:hAnsi="TH SarabunPSK" w:cs="TH SarabunPSK" w:hint="cs"/>
+          <w:sz w:val="32"/>
+          <w:szCs w:val="32"/>
+          <w:cs/>
+        </w:rPr>
+        <w:t xml:space="preserve">จริงจัง) พร้อมใช้แนวทาง </w:t>
+      </w:r>
+      <w:r>
+        <w:rPr>
+          <w:rFonts w:ascii="TH SarabunPSK" w:hAnsi="TH SarabunPSK" w:cs="TH SarabunPSK" w:hint="cs"/>
+          <w:sz w:val="32"/>
+          <w:szCs w:val="32"/>
+        </w:rPr>
+        <w:t>workflow-as-code (</w:t>
+      </w:r>
+      <w:r>
+        <w:rPr>
+          <w:rFonts w:ascii="TH SarabunPSK" w:hAnsi="TH SarabunPSK" w:cs="TH SarabunPSK" w:hint="cs"/>
+          <w:sz w:val="32"/>
+          <w:szCs w:val="32"/>
+          <w:cs/>
+        </w:rPr>
+        <w:t>เก็บไฟล์</w:t>
+      </w:r>
+      <w:proofErr w:type="spellStart"/>
+      <w:r>
+        <w:rPr>
+          <w:rFonts w:ascii="TH SarabunPSK" w:hAnsi="TH SarabunPSK" w:cs="TH SarabunPSK" w:hint="cs"/>
+          <w:sz w:val="32"/>
+          <w:szCs w:val="32"/>
+          <w:cs/>
+        </w:rPr>
+        <w:t>เวิร์กโฟลว์</w:t>
+      </w:r>
+      <w:proofErr w:type="spellEnd"/>
+      <w:r>
+        <w:rPr>
+          <w:rFonts w:ascii="TH SarabunPSK" w:hAnsi="TH SarabunPSK" w:cs="TH SarabunPSK" w:hint="cs"/>
+          <w:sz w:val="32"/>
+          <w:szCs w:val="32"/>
+          <w:cs/>
+        </w:rPr>
+        <w:t xml:space="preserve">ใน </w:t>
+      </w:r>
+      <w:r>
+        <w:rPr>
+          <w:rFonts w:ascii="TH SarabunPSK" w:hAnsi="TH SarabunPSK" w:cs="TH SarabunPSK" w:hint="cs"/>
+          <w:sz w:val="32"/>
+          <w:szCs w:val="32"/>
+        </w:rPr>
+        <w:t xml:space="preserve">Git) </w:t>
+      </w:r>
+      <w:r>
+        <w:rPr>
+          <w:rFonts w:ascii="TH SarabunPSK" w:hAnsi="TH SarabunPSK" w:cs="TH SarabunPSK" w:hint="cs"/>
+          <w:sz w:val="32"/>
+          <w:szCs w:val="32"/>
+          <w:cs/>
+        </w:rPr>
+        <w:t xml:space="preserve">ตั้ง </w:t>
+      </w:r>
+      <w:r>
+        <w:rPr>
+          <w:rFonts w:ascii="TH SarabunPSK" w:hAnsi="TH SarabunPSK" w:cs="TH SarabunPSK" w:hint="cs"/>
+          <w:sz w:val="32"/>
+          <w:szCs w:val="32"/>
+        </w:rPr>
+        <w:t xml:space="preserve">CI </w:t>
+      </w:r>
+      <w:r>
+        <w:rPr>
+          <w:rFonts w:ascii="TH SarabunPSK" w:hAnsi="TH SarabunPSK" w:cs="TH SarabunPSK" w:hint="cs"/>
+          <w:sz w:val="32"/>
+          <w:szCs w:val="32"/>
+          <w:cs/>
+        </w:rPr>
+        <w:t>สำหรับทดสอบ</w:t>
+      </w:r>
+      <w:r>
+        <w:rPr>
+          <w:rFonts w:ascii="TH SarabunPSK" w:hAnsi="TH SarabunPSK" w:cs="TH SarabunPSK" w:hint="cs"/>
+          <w:sz w:val="32"/>
+          <w:szCs w:val="32"/>
+          <w:cs/>
+        </w:rPr>
+        <w:t xml:space="preserve"> </w:t>
+      </w:r>
+      <w:r>
+        <w:rPr>
+          <w:rFonts w:ascii="TH SarabunPSK" w:hAnsi="TH SarabunPSK" w:cs="TH SarabunPSK" w:hint="cs"/>
+          <w:sz w:val="32"/>
+          <w:szCs w:val="32"/>
+          <w:cs/>
+        </w:rPr>
+        <w:t>ตรวจสอบ</w:t>
+      </w:r>
+      <w:r>
+        <w:rPr>
+          <w:rFonts w:ascii="TH SarabunPSK" w:hAnsi="TH SarabunPSK" w:cs="TH SarabunPSK" w:hint="cs"/>
+          <w:sz w:val="32"/>
+          <w:szCs w:val="32"/>
+        </w:rPr>
+        <w:t xml:space="preserve"> </w:t>
+      </w:r>
+      <w:r>
+        <w:rPr>
+          <w:rFonts w:ascii="TH SarabunPSK" w:hAnsi="TH SarabunPSK" w:cs="TH SarabunPSK" w:hint="cs"/>
+          <w:sz w:val="32"/>
+          <w:szCs w:val="32"/>
+          <w:cs/>
+        </w:rPr>
+        <w:t>และแยกเป็นโมดูล</w:t>
+      </w:r>
+      <w:r>
+        <w:rPr>
+          <w:rFonts w:ascii="TH SarabunPSK" w:hAnsi="TH SarabunPSK" w:cs="TH SarabunPSK" w:hint="cs"/>
+          <w:sz w:val="32"/>
+          <w:szCs w:val="32"/>
+          <w:cs/>
+        </w:rPr>
+        <w:t>หรือ</w:t>
+      </w:r>
+      <w:r>
+        <w:rPr>
+          <w:rFonts w:ascii="TH SarabunPSK" w:hAnsi="TH SarabunPSK" w:cs="TH SarabunPSK" w:hint="cs"/>
+          <w:sz w:val="32"/>
+          <w:szCs w:val="32"/>
+          <w:cs/>
+        </w:rPr>
+        <w:t>บริการย่อยเพื่อรองรับการขยายตัวและการบำรุงรักษา</w:t>
+      </w:r>
+    </w:p>
+    <w:p>
+      <w:pPr>
+        <w:tabs>
+          <w:tab w:val="left" w:pos="425"/>
+          <w:tab w:val="left" w:pos="567"/>
+          <w:tab w:val="left" w:pos="992"/>
+          <w:tab w:val="left" w:pos="1701"/>
+          <w:tab w:val="left" w:pos="1985"/>
+          <w:tab w:val="left" w:pos="2268"/>
+        </w:tabs>
+        <w:spacing w:after="0"/>
+        <w:jc w:val="thaiDistribute"/>
+        <w:rPr>
+          <w:rFonts w:ascii="TH SarabunPSK" w:hAnsi="TH SarabunPSK" w:cs="TH SarabunPSK"/>
+          <w:sz w:val="32"/>
+          <w:szCs w:val="32"/>
+        </w:rPr>
+      </w:pPr>
+      <w:r>
+        <w:rPr>
+          <w:rFonts w:ascii="TH SarabunPSK" w:hAnsi="TH SarabunPSK" w:cs="TH SarabunPSK" w:hint="cs"/>
+          <w:sz w:val="32"/>
+          <w:szCs w:val="32"/>
+          <w:cs/>
+        </w:rPr>
+        <w:tab/>
+      </w:r>
+      <w:r>
+        <w:rPr>
+          <w:rFonts w:ascii="TH SarabunPSK" w:hAnsi="TH SarabunPSK" w:cs="TH SarabunPSK" w:hint="cs"/>
+          <w:sz w:val="32"/>
+          <w:szCs w:val="32"/>
+          <w:cs/>
+        </w:rPr>
+        <w:tab/>
+      </w:r>
+      <w:r>
+        <w:rPr>
+          <w:rFonts w:ascii="TH SarabunPSK" w:hAnsi="TH SarabunPSK" w:cs="TH SarabunPSK" w:hint="cs"/>
+          <w:sz w:val="32"/>
+          <w:szCs w:val="32"/>
+          <w:cs/>
+        </w:rPr>
+        <w:tab/>
+      </w:r>
+      <w:r>
+        <w:rPr>
+          <w:rFonts w:ascii="TH SarabunPSK" w:hAnsi="TH SarabunPSK" w:cs="TH SarabunPSK" w:hint="cs"/>
+          <w:sz w:val="32"/>
+          <w:szCs w:val="32"/>
+          <w:cs/>
+        </w:rPr>
+        <w:t xml:space="preserve"> </w:t>
+      </w:r>
+      <w:r>
+        <w:rPr>
+          <w:rFonts w:ascii="TH SarabunPSK" w:hAnsi="TH SarabunPSK" w:cs="TH SarabunPSK" w:hint="cs"/>
+          <w:sz w:val="32"/>
+          <w:szCs w:val="32"/>
+          <w:cs/>
+        </w:rPr>
         <w:t>5.4.2.2</w:t>
       </w:r>
       <w:r>
@@ -4403,12 +4445,11 @@
       </w:r>
       <w:r>
         <w:rPr>
-          <w:rFonts w:ascii="TH SarabunPSK" w:hAnsi="TH SarabunPSK" w:cs="TH SarabunPSK" w:hint="cs"/>
-          <w:sz w:val="32"/>
-          <w:szCs w:val="32"/>
-          <w:cs/>
-        </w:rPr>
-        <w:t xml:space="preserve"> </w:t>
+          <w:rFonts w:ascii="TH SarabunPSK" w:hAnsi="TH SarabunPSK" w:cs="TH SarabunPSK"/>
+          <w:sz w:val="32"/>
+          <w:szCs w:val="32"/>
+        </w:rPr>
+        <w:t>/</w:t>
       </w:r>
       <w:r>
         <w:rPr>
@@ -4614,27 +4655,43 @@
           <w:szCs w:val="32"/>
           <w:cs/>
         </w:rPr>
-        <w:t xml:space="preserve"> สามารถดำเนินงานได้อย่างมีประสิทธิภาพในระดับดี</w:t>
-      </w:r>
-      <w:r>
-        <w:rPr>
-          <w:rFonts w:ascii="TH SarabunPSK" w:hAnsi="TH SarabunPSK" w:cs="TH SarabunPSK" w:hint="cs"/>
-          <w:sz w:val="32"/>
-          <w:szCs w:val="32"/>
-          <w:cs/>
-        </w:rPr>
-        <w:t>มาก</w:t>
-      </w:r>
-      <w:bookmarkStart w:id="0" w:name="_GoBack"/>
-      <w:bookmarkEnd w:id="0"/>
-      <w:r>
-        <w:rPr>
-          <w:rFonts w:ascii="TH SarabunPSK" w:hAnsi="TH SarabunPSK" w:cs="TH SarabunPSK" w:hint="cs"/>
-          <w:sz w:val="32"/>
-          <w:szCs w:val="32"/>
-          <w:cs/>
-        </w:rPr>
-        <w:t xml:space="preserve"> โดยระบบสามารถเชื่อมโยงการทำงานภายในองค์กรให้เป็นอัตโนมัติ ตอบสนองต่อความต้องการของผู้ใช้ได้ครบถ้วน ช่วยลดขั้นตอนการทำงานซ้ำซ้อน เพิ่มความสะดวกในการบันทึกเวลา แจ้งเตือน และจัดการข้อมูลต่าง ๆ ได้อย่างถูกต้องและปลอดภัย ทั้งนี้ ผลการประเมินจากผู้เชี่ยวชาญและผู้ใช้จริงมีค่าเฉลี่ยรวมอยู่ในระดับ ดี แสดงให้เห็นว่าระบบที่พัฒนาขึ้นมีความเหมาะสมและสามารถนำไปประยุกต์ใช้จริงในองค์กรได้อย่างมีประสิทธิภาพ และเป็นแนวทางในการพัฒนาระบบอัตโนมัติอื่น ๆ ต่อไปในอนา</w:t>
+        <w:t xml:space="preserve"> สามารถดำเนินงานได้อย่างมีประสิทธิภาพในระดับ</w:t>
+      </w:r>
+      <w:r>
+        <w:rPr>
+          <w:rFonts w:ascii="TH SarabunPSK" w:hAnsi="TH SarabunPSK" w:cs="TH SarabunPSK" w:hint="cs"/>
+          <w:sz w:val="32"/>
+          <w:szCs w:val="32"/>
+          <w:cs/>
+        </w:rPr>
+        <w:t>มากที่สุด</w:t>
+      </w:r>
+      <w:r>
+        <w:rPr>
+          <w:rFonts w:ascii="TH SarabunPSK" w:hAnsi="TH SarabunPSK" w:cs="TH SarabunPSK" w:hint="cs"/>
+          <w:sz w:val="32"/>
+          <w:szCs w:val="32"/>
+          <w:cs/>
+        </w:rPr>
+        <w:t xml:space="preserve"> โดยระบบสามารถเชื่อมโยงการทำงานภายในองค์กรให้เป็นอัตโนมัติ ตอบสนองต่อความต้องการของผู้ใช้ได้ครบถ้วน ช่วยลดขั้นตอนการทำงานซ้ำซ้อน เพิ่มความสะดวกในการบันทึกเวลา แจ้งเตือน และจัดการข้อมูลต่าง ๆ ได้อย่างถูกต้องและปลอดภัย ทั้งนี้ ผลการประเมินจากผู้เชี่ยวชาญและผู้ใช้จริงมีค่าเฉลี่ยรวมอยู่ในระดับ</w:t>
+      </w:r>
+      <w:r>
+        <w:rPr>
+          <w:rFonts w:ascii="TH SarabunPSK" w:hAnsi="TH SarabunPSK" w:cs="TH SarabunPSK" w:hint="cs"/>
+          <w:sz w:val="32"/>
+          <w:szCs w:val="32"/>
+          <w:cs/>
+        </w:rPr>
+        <w:t>มากที่สุด</w:t>
+      </w:r>
+      <w:r>
+        <w:rPr>
+          <w:rFonts w:ascii="TH SarabunPSK" w:hAnsi="TH SarabunPSK" w:cs="TH SarabunPSK" w:hint="cs"/>
+          <w:sz w:val="32"/>
+          <w:szCs w:val="32"/>
+          <w:cs/>
+        </w:rPr>
+        <w:t xml:space="preserve"> แสดงให้เห็นว่าระบบที่พัฒนาขึ้นมีความเหมาะสมและสามารถนำไปประยุกต์ใช้จริงในองค์กรได้อย่างมีประสิทธิภาพ และเป็นแนวทางในการพัฒนาระบบอัตโนมัติอื่น ๆ ต่อไปในอนา</w:t>
       </w:r>
       <w:r>
         <w:rPr>
@@ -7431,7 +7488,7 @@
 </file>
 
 <file path=customXml/itemProps1.xml><?xml version="1.0" encoding="utf-8"?>
-<ds:datastoreItem xmlns:ds="http://schemas.openxmlformats.org/officeDocument/2006/customXml" ds:itemID="{BB492027-F877-4AC7-8A5D-814447877330}">
+<ds:datastoreItem xmlns:ds="http://schemas.openxmlformats.org/officeDocument/2006/customXml" ds:itemID="{F6520AEC-B912-469D-BDBB-6A0F71C968B3}">
   <ds:schemaRefs>
     <ds:schemaRef ds:uri="http://schemas.openxmlformats.org/officeDocument/2006/bibliography"/>
   </ds:schemaRefs>
